--- a/docs/Actividad_2_Estudio_de_Caso.docx
+++ b/docs/Actividad_2_Estudio_de_Caso.docx
@@ -873,7 +873,7 @@
 <file path=word/numbering.xml><?xml version="1.0" encoding="utf-8"?>
 <w:numbering xmlns:wpc="http://schemas.microsoft.com/office/word/2010/wordprocessingCanvas" xmlns:cx="http://schemas.microsoft.com/office/drawing/2014/chartex" xmlns:cx1="http://schemas.microsoft.com/office/drawing/2015/9/8/chartex" xmlns:cx2="http://schemas.microsoft.com/office/drawing/2015/10/21/chartex" xmlns:cx3="http://schemas.microsoft.com/office/drawing/2016/5/9/chartex" xmlns:cx4="http://schemas.microsoft.com/office/drawing/2016/5/10/chartex" xmlns:cx5="http://schemas.microsoft.com/office/drawing/2016/5/11/chartex" xmlns:cx6="http://schemas.microsoft.com/office/drawing/2016/5/12/chartex" xmlns:cx7="http://schemas.microsoft.com/office/drawing/2016/5/13/chartex" xmlns:cx8="http://schemas.microsoft.com/office/drawing/2016/5/14/chartex" xmlns:mc="http://schemas.openxmlformats.org/markup-compatibility/2006" xmlns:aink="http://schemas.microsoft.com/office/drawing/2016/ink" xmlns:am3d="http://schemas.microsoft.com/office/drawing/2017/model3d" xmlns:o="urn:schemas-microsoft-com:office:office" xmlns:oel="http://schemas.microsoft.com/office/2019/extlst" xmlns:r="http://schemas.openxmlformats.org/officeDocument/2006/relationships" xmlns:m="http://schemas.openxmlformats.org/officeDocument/2006/math" xmlns:v="urn:schemas-microsoft-com:vml" xmlns:wp14="http://schemas.microsoft.com/office/word/2010/wordprocessingDrawing" xmlns:wp="http://schemas.openxmlformats.org/drawingml/2006/wordprocessingDrawing" xmlns:w10="urn:schemas-microsoft-com:office:word" xmlns:w="http://schemas.openxmlformats.org/wordprocessingml/2006/main" xmlns:w14="http://schemas.microsoft.com/office/word/2010/wordml" xmlns:w15="http://schemas.microsoft.com/office/word/2012/wordml" xmlns:w16cex="http://schemas.microsoft.com/office/word/2018/wordml/cex" xmlns:w16cid="http://schemas.microsoft.com/office/word/2016/wordml/cid" xmlns:w16="http://schemas.microsoft.com/office/word/2018/wordml" xmlns:w16du="http://schemas.microsoft.com/office/word/2023/wordml/word16du" xmlns:w16sdtdh="http://schemas.microsoft.com/office/word/2020/wordml/sdtdatahash" xmlns:w16sdtfl="http://schemas.microsoft.com/office/word/2024/wordml/sdtformatlock" xmlns:w16se="http://schemas.microsoft.com/office/word/2015/wordml/symex" xmlns:wpg="http://schemas.microsoft.com/office/word/2010/wordprocessingGroup" xmlns:wpi="http://schemas.microsoft.com/office/word/2010/wordprocessingInk" xmlns:wne="http://schemas.microsoft.com/office/word/2006/wordml" xmlns:wps="http://schemas.microsoft.com/office/word/2010/wordprocessingShape" mc:Ignorable="w14 w15 w16se w16cid w16 w16cex w16sdtdh w16sdtfl w16du wp14">
   <w:abstractNum w:abstractNumId="0" w15:restartNumberingAfterBreak="0">
-    <w:nsid w:val="0A8076B2"/>
+    <w:nsid w:val="67CA782E"/>
     <w:multiLevelType w:val="singleLevel"/>
     <w:tmpl w:val="580A000F"/>
     <w:lvl w:ilvl="0">
@@ -886,7 +886,7 @@
       </w:pPr>
     </w:lvl>
   </w:abstractNum>
-  <w:num w:numId="1" w16cid:durableId="557672831">
+  <w:num w:numId="1" w16cid:durableId="1457140621">
     <w:abstractNumId w:val="0"/>
   </w:num>
 </w:numbering>
@@ -1300,7 +1300,7 @@
     <w:link w:val="Ttulo1Car"/>
     <w:uiPriority w:val="9"/>
     <w:qFormat/>
-    <w:rsid w:val="00E0421B"/>
+    <w:rsid w:val="007A51A1"/>
     <w:pPr>
       <w:keepNext/>
       <w:keepLines/>
@@ -1323,7 +1323,7 @@
     <w:semiHidden/>
     <w:unhideWhenUsed/>
     <w:qFormat/>
-    <w:rsid w:val="00E0421B"/>
+    <w:rsid w:val="007A51A1"/>
     <w:pPr>
       <w:keepNext/>
       <w:keepLines/>
@@ -1346,7 +1346,7 @@
     <w:semiHidden/>
     <w:unhideWhenUsed/>
     <w:qFormat/>
-    <w:rsid w:val="00E0421B"/>
+    <w:rsid w:val="007A51A1"/>
     <w:pPr>
       <w:keepNext/>
       <w:keepLines/>
@@ -1369,7 +1369,7 @@
     <w:semiHidden/>
     <w:unhideWhenUsed/>
     <w:qFormat/>
-    <w:rsid w:val="00E0421B"/>
+    <w:rsid w:val="007A51A1"/>
     <w:pPr>
       <w:keepNext/>
       <w:keepLines/>
@@ -1392,7 +1392,7 @@
     <w:semiHidden/>
     <w:unhideWhenUsed/>
     <w:qFormat/>
-    <w:rsid w:val="00E0421B"/>
+    <w:rsid w:val="007A51A1"/>
     <w:pPr>
       <w:keepNext/>
       <w:keepLines/>
@@ -1413,7 +1413,7 @@
     <w:semiHidden/>
     <w:unhideWhenUsed/>
     <w:qFormat/>
-    <w:rsid w:val="00E0421B"/>
+    <w:rsid w:val="007A51A1"/>
     <w:pPr>
       <w:keepNext/>
       <w:keepLines/>
@@ -1436,7 +1436,7 @@
     <w:semiHidden/>
     <w:unhideWhenUsed/>
     <w:qFormat/>
-    <w:rsid w:val="00E0421B"/>
+    <w:rsid w:val="007A51A1"/>
     <w:pPr>
       <w:keepNext/>
       <w:keepLines/>
@@ -1457,7 +1457,7 @@
     <w:semiHidden/>
     <w:unhideWhenUsed/>
     <w:qFormat/>
-    <w:rsid w:val="00E0421B"/>
+    <w:rsid w:val="007A51A1"/>
     <w:pPr>
       <w:keepNext/>
       <w:keepLines/>
@@ -1480,7 +1480,7 @@
     <w:semiHidden/>
     <w:unhideWhenUsed/>
     <w:qFormat/>
-    <w:rsid w:val="00E0421B"/>
+    <w:rsid w:val="007A51A1"/>
     <w:pPr>
       <w:keepNext/>
       <w:keepLines/>
@@ -1524,7 +1524,7 @@
     <w:basedOn w:val="Fuentedeprrafopredeter"/>
     <w:link w:val="Ttulo1"/>
     <w:uiPriority w:val="9"/>
-    <w:rsid w:val="00E0421B"/>
+    <w:rsid w:val="007A51A1"/>
     <w:rPr>
       <w:rFonts w:asciiTheme="majorHAnsi" w:eastAsiaTheme="majorEastAsia" w:hAnsiTheme="majorHAnsi" w:cstheme="majorBidi"/>
       <w:color w:val="0F4761" w:themeColor="accent1" w:themeShade="BF"/>
@@ -1538,7 +1538,7 @@
     <w:link w:val="Ttulo2"/>
     <w:uiPriority w:val="9"/>
     <w:semiHidden/>
-    <w:rsid w:val="00E0421B"/>
+    <w:rsid w:val="007A51A1"/>
     <w:rPr>
       <w:rFonts w:asciiTheme="majorHAnsi" w:eastAsiaTheme="majorEastAsia" w:hAnsiTheme="majorHAnsi" w:cstheme="majorBidi"/>
       <w:color w:val="0F4761" w:themeColor="accent1" w:themeShade="BF"/>
@@ -1552,7 +1552,7 @@
     <w:link w:val="Ttulo3"/>
     <w:uiPriority w:val="9"/>
     <w:semiHidden/>
-    <w:rsid w:val="00E0421B"/>
+    <w:rsid w:val="007A51A1"/>
     <w:rPr>
       <w:rFonts w:eastAsiaTheme="majorEastAsia" w:cstheme="majorBidi"/>
       <w:color w:val="0F4761" w:themeColor="accent1" w:themeShade="BF"/>
@@ -1566,7 +1566,7 @@
     <w:link w:val="Ttulo4"/>
     <w:uiPriority w:val="9"/>
     <w:semiHidden/>
-    <w:rsid w:val="00E0421B"/>
+    <w:rsid w:val="007A51A1"/>
     <w:rPr>
       <w:rFonts w:eastAsiaTheme="majorEastAsia" w:cstheme="majorBidi"/>
       <w:i/>
@@ -1580,7 +1580,7 @@
     <w:link w:val="Ttulo5"/>
     <w:uiPriority w:val="9"/>
     <w:semiHidden/>
-    <w:rsid w:val="00E0421B"/>
+    <w:rsid w:val="007A51A1"/>
     <w:rPr>
       <w:rFonts w:eastAsiaTheme="majorEastAsia" w:cstheme="majorBidi"/>
       <w:color w:val="0F4761" w:themeColor="accent1" w:themeShade="BF"/>
@@ -1592,7 +1592,7 @@
     <w:link w:val="Ttulo6"/>
     <w:uiPriority w:val="9"/>
     <w:semiHidden/>
-    <w:rsid w:val="00E0421B"/>
+    <w:rsid w:val="007A51A1"/>
     <w:rPr>
       <w:rFonts w:eastAsiaTheme="majorEastAsia" w:cstheme="majorBidi"/>
       <w:i/>
@@ -1606,7 +1606,7 @@
     <w:link w:val="Ttulo7"/>
     <w:uiPriority w:val="9"/>
     <w:semiHidden/>
-    <w:rsid w:val="00E0421B"/>
+    <w:rsid w:val="007A51A1"/>
     <w:rPr>
       <w:rFonts w:eastAsiaTheme="majorEastAsia" w:cstheme="majorBidi"/>
       <w:color w:val="595959" w:themeColor="text1" w:themeTint="A6"/>
@@ -1618,7 +1618,7 @@
     <w:link w:val="Ttulo8"/>
     <w:uiPriority w:val="9"/>
     <w:semiHidden/>
-    <w:rsid w:val="00E0421B"/>
+    <w:rsid w:val="007A51A1"/>
     <w:rPr>
       <w:rFonts w:eastAsiaTheme="majorEastAsia" w:cstheme="majorBidi"/>
       <w:i/>
@@ -1632,7 +1632,7 @@
     <w:link w:val="Ttulo9"/>
     <w:uiPriority w:val="9"/>
     <w:semiHidden/>
-    <w:rsid w:val="00E0421B"/>
+    <w:rsid w:val="007A51A1"/>
     <w:rPr>
       <w:rFonts w:eastAsiaTheme="majorEastAsia" w:cstheme="majorBidi"/>
       <w:color w:val="272727" w:themeColor="text1" w:themeTint="D8"/>
@@ -1645,7 +1645,7 @@
     <w:link w:val="TtuloCar"/>
     <w:uiPriority w:val="10"/>
     <w:qFormat/>
-    <w:rsid w:val="00E0421B"/>
+    <w:rsid w:val="007A51A1"/>
     <w:pPr>
       <w:spacing w:after="80" w:line="240" w:lineRule="auto"/>
       <w:contextualSpacing/>
@@ -1663,7 +1663,7 @@
     <w:basedOn w:val="Fuentedeprrafopredeter"/>
     <w:link w:val="Ttulo"/>
     <w:uiPriority w:val="10"/>
-    <w:rsid w:val="00E0421B"/>
+    <w:rsid w:val="007A51A1"/>
     <w:rPr>
       <w:rFonts w:asciiTheme="majorHAnsi" w:eastAsiaTheme="majorEastAsia" w:hAnsiTheme="majorHAnsi" w:cstheme="majorBidi"/>
       <w:spacing w:val="-10"/>
@@ -1679,7 +1679,7 @@
     <w:link w:val="SubttuloCar"/>
     <w:uiPriority w:val="11"/>
     <w:qFormat/>
-    <w:rsid w:val="00E0421B"/>
+    <w:rsid w:val="007A51A1"/>
     <w:pPr>
       <w:numPr>
         <w:ilvl w:val="1"/>
@@ -1698,7 +1698,7 @@
     <w:basedOn w:val="Fuentedeprrafopredeter"/>
     <w:link w:val="Subttulo"/>
     <w:uiPriority w:val="11"/>
-    <w:rsid w:val="00E0421B"/>
+    <w:rsid w:val="007A51A1"/>
     <w:rPr>
       <w:rFonts w:eastAsiaTheme="majorEastAsia" w:cstheme="majorBidi"/>
       <w:color w:val="595959" w:themeColor="text1" w:themeTint="A6"/>
@@ -1714,7 +1714,7 @@
     <w:link w:val="CitaCar"/>
     <w:uiPriority w:val="29"/>
     <w:qFormat/>
-    <w:rsid w:val="00E0421B"/>
+    <w:rsid w:val="007A51A1"/>
     <w:pPr>
       <w:spacing w:before="160"/>
       <w:jc w:val="center"/>
@@ -1730,7 +1730,7 @@
     <w:basedOn w:val="Fuentedeprrafopredeter"/>
     <w:link w:val="Cita"/>
     <w:uiPriority w:val="29"/>
-    <w:rsid w:val="00E0421B"/>
+    <w:rsid w:val="007A51A1"/>
     <w:rPr>
       <w:i/>
       <w:iCs/>
@@ -1742,7 +1742,7 @@
     <w:basedOn w:val="Normal"/>
     <w:uiPriority w:val="34"/>
     <w:qFormat/>
-    <w:rsid w:val="00E0421B"/>
+    <w:rsid w:val="007A51A1"/>
     <w:pPr>
       <w:ind w:left="720"/>
       <w:contextualSpacing/>
@@ -1753,7 +1753,7 @@
     <w:basedOn w:val="Fuentedeprrafopredeter"/>
     <w:uiPriority w:val="21"/>
     <w:qFormat/>
-    <w:rsid w:val="00E0421B"/>
+    <w:rsid w:val="007A51A1"/>
     <w:rPr>
       <w:i/>
       <w:iCs/>
@@ -1767,7 +1767,7 @@
     <w:link w:val="CitadestacadaCar"/>
     <w:uiPriority w:val="30"/>
     <w:qFormat/>
-    <w:rsid w:val="00E0421B"/>
+    <w:rsid w:val="007A51A1"/>
     <w:pPr>
       <w:pBdr>
         <w:top w:val="single" w:sz="4" w:space="10" w:color="0F4761" w:themeColor="accent1" w:themeShade="BF"/>
@@ -1788,7 +1788,7 @@
     <w:basedOn w:val="Fuentedeprrafopredeter"/>
     <w:link w:val="Citadestacada"/>
     <w:uiPriority w:val="30"/>
-    <w:rsid w:val="00E0421B"/>
+    <w:rsid w:val="007A51A1"/>
     <w:rPr>
       <w:i/>
       <w:iCs/>
@@ -1800,7 +1800,7 @@
     <w:basedOn w:val="Fuentedeprrafopredeter"/>
     <w:uiPriority w:val="32"/>
     <w:qFormat/>
-    <w:rsid w:val="00E0421B"/>
+    <w:rsid w:val="007A51A1"/>
     <w:rPr>
       <w:b/>
       <w:bCs/>

--- a/docs/Actividad_2_Estudio_de_Caso.docx
+++ b/docs/Actividad_2_Estudio_de_Caso.docx
@@ -873,7 +873,7 @@
 <file path=word/numbering.xml><?xml version="1.0" encoding="utf-8"?>
 <w:numbering xmlns:wpc="http://schemas.microsoft.com/office/word/2010/wordprocessingCanvas" xmlns:cx="http://schemas.microsoft.com/office/drawing/2014/chartex" xmlns:cx1="http://schemas.microsoft.com/office/drawing/2015/9/8/chartex" xmlns:cx2="http://schemas.microsoft.com/office/drawing/2015/10/21/chartex" xmlns:cx3="http://schemas.microsoft.com/office/drawing/2016/5/9/chartex" xmlns:cx4="http://schemas.microsoft.com/office/drawing/2016/5/10/chartex" xmlns:cx5="http://schemas.microsoft.com/office/drawing/2016/5/11/chartex" xmlns:cx6="http://schemas.microsoft.com/office/drawing/2016/5/12/chartex" xmlns:cx7="http://schemas.microsoft.com/office/drawing/2016/5/13/chartex" xmlns:cx8="http://schemas.microsoft.com/office/drawing/2016/5/14/chartex" xmlns:mc="http://schemas.openxmlformats.org/markup-compatibility/2006" xmlns:aink="http://schemas.microsoft.com/office/drawing/2016/ink" xmlns:am3d="http://schemas.microsoft.com/office/drawing/2017/model3d" xmlns:o="urn:schemas-microsoft-com:office:office" xmlns:oel="http://schemas.microsoft.com/office/2019/extlst" xmlns:r="http://schemas.openxmlformats.org/officeDocument/2006/relationships" xmlns:m="http://schemas.openxmlformats.org/officeDocument/2006/math" xmlns:v="urn:schemas-microsoft-com:vml" xmlns:wp14="http://schemas.microsoft.com/office/word/2010/wordprocessingDrawing" xmlns:wp="http://schemas.openxmlformats.org/drawingml/2006/wordprocessingDrawing" xmlns:w10="urn:schemas-microsoft-com:office:word" xmlns:w="http://schemas.openxmlformats.org/wordprocessingml/2006/main" xmlns:w14="http://schemas.microsoft.com/office/word/2010/wordml" xmlns:w15="http://schemas.microsoft.com/office/word/2012/wordml" xmlns:w16cex="http://schemas.microsoft.com/office/word/2018/wordml/cex" xmlns:w16cid="http://schemas.microsoft.com/office/word/2016/wordml/cid" xmlns:w16="http://schemas.microsoft.com/office/word/2018/wordml" xmlns:w16du="http://schemas.microsoft.com/office/word/2023/wordml/word16du" xmlns:w16sdtdh="http://schemas.microsoft.com/office/word/2020/wordml/sdtdatahash" xmlns:w16sdtfl="http://schemas.microsoft.com/office/word/2024/wordml/sdtformatlock" xmlns:w16se="http://schemas.microsoft.com/office/word/2015/wordml/symex" xmlns:wpg="http://schemas.microsoft.com/office/word/2010/wordprocessingGroup" xmlns:wpi="http://schemas.microsoft.com/office/word/2010/wordprocessingInk" xmlns:wne="http://schemas.microsoft.com/office/word/2006/wordml" xmlns:wps="http://schemas.microsoft.com/office/word/2010/wordprocessingShape" mc:Ignorable="w14 w15 w16se w16cid w16 w16cex w16sdtdh w16sdtfl w16du wp14">
   <w:abstractNum w:abstractNumId="0" w15:restartNumberingAfterBreak="0">
-    <w:nsid w:val="67CA782E"/>
+    <w:nsid w:val="516B33CB"/>
     <w:multiLevelType w:val="singleLevel"/>
     <w:tmpl w:val="580A000F"/>
     <w:lvl w:ilvl="0">
@@ -886,7 +886,7 @@
       </w:pPr>
     </w:lvl>
   </w:abstractNum>
-  <w:num w:numId="1" w16cid:durableId="1457140621">
+  <w:num w:numId="1" w16cid:durableId="301430243">
     <w:abstractNumId w:val="0"/>
   </w:num>
 </w:numbering>
@@ -1300,7 +1300,7 @@
     <w:link w:val="Ttulo1Car"/>
     <w:uiPriority w:val="9"/>
     <w:qFormat/>
-    <w:rsid w:val="007A51A1"/>
+    <w:rsid w:val="00E436AB"/>
     <w:pPr>
       <w:keepNext/>
       <w:keepLines/>
@@ -1323,7 +1323,7 @@
     <w:semiHidden/>
     <w:unhideWhenUsed/>
     <w:qFormat/>
-    <w:rsid w:val="007A51A1"/>
+    <w:rsid w:val="00E436AB"/>
     <w:pPr>
       <w:keepNext/>
       <w:keepLines/>
@@ -1346,7 +1346,7 @@
     <w:semiHidden/>
     <w:unhideWhenUsed/>
     <w:qFormat/>
-    <w:rsid w:val="007A51A1"/>
+    <w:rsid w:val="00E436AB"/>
     <w:pPr>
       <w:keepNext/>
       <w:keepLines/>
@@ -1369,7 +1369,7 @@
     <w:semiHidden/>
     <w:unhideWhenUsed/>
     <w:qFormat/>
-    <w:rsid w:val="007A51A1"/>
+    <w:rsid w:val="00E436AB"/>
     <w:pPr>
       <w:keepNext/>
       <w:keepLines/>
@@ -1392,7 +1392,7 @@
     <w:semiHidden/>
     <w:unhideWhenUsed/>
     <w:qFormat/>
-    <w:rsid w:val="007A51A1"/>
+    <w:rsid w:val="00E436AB"/>
     <w:pPr>
       <w:keepNext/>
       <w:keepLines/>
@@ -1413,7 +1413,7 @@
     <w:semiHidden/>
     <w:unhideWhenUsed/>
     <w:qFormat/>
-    <w:rsid w:val="007A51A1"/>
+    <w:rsid w:val="00E436AB"/>
     <w:pPr>
       <w:keepNext/>
       <w:keepLines/>
@@ -1436,7 +1436,7 @@
     <w:semiHidden/>
     <w:unhideWhenUsed/>
     <w:qFormat/>
-    <w:rsid w:val="007A51A1"/>
+    <w:rsid w:val="00E436AB"/>
     <w:pPr>
       <w:keepNext/>
       <w:keepLines/>
@@ -1457,7 +1457,7 @@
     <w:semiHidden/>
     <w:unhideWhenUsed/>
     <w:qFormat/>
-    <w:rsid w:val="007A51A1"/>
+    <w:rsid w:val="00E436AB"/>
     <w:pPr>
       <w:keepNext/>
       <w:keepLines/>
@@ -1480,7 +1480,7 @@
     <w:semiHidden/>
     <w:unhideWhenUsed/>
     <w:qFormat/>
-    <w:rsid w:val="007A51A1"/>
+    <w:rsid w:val="00E436AB"/>
     <w:pPr>
       <w:keepNext/>
       <w:keepLines/>
@@ -1524,7 +1524,7 @@
     <w:basedOn w:val="Fuentedeprrafopredeter"/>
     <w:link w:val="Ttulo1"/>
     <w:uiPriority w:val="9"/>
-    <w:rsid w:val="007A51A1"/>
+    <w:rsid w:val="00E436AB"/>
     <w:rPr>
       <w:rFonts w:asciiTheme="majorHAnsi" w:eastAsiaTheme="majorEastAsia" w:hAnsiTheme="majorHAnsi" w:cstheme="majorBidi"/>
       <w:color w:val="0F4761" w:themeColor="accent1" w:themeShade="BF"/>
@@ -1538,7 +1538,7 @@
     <w:link w:val="Ttulo2"/>
     <w:uiPriority w:val="9"/>
     <w:semiHidden/>
-    <w:rsid w:val="007A51A1"/>
+    <w:rsid w:val="00E436AB"/>
     <w:rPr>
       <w:rFonts w:asciiTheme="majorHAnsi" w:eastAsiaTheme="majorEastAsia" w:hAnsiTheme="majorHAnsi" w:cstheme="majorBidi"/>
       <w:color w:val="0F4761" w:themeColor="accent1" w:themeShade="BF"/>
@@ -1552,7 +1552,7 @@
     <w:link w:val="Ttulo3"/>
     <w:uiPriority w:val="9"/>
     <w:semiHidden/>
-    <w:rsid w:val="007A51A1"/>
+    <w:rsid w:val="00E436AB"/>
     <w:rPr>
       <w:rFonts w:eastAsiaTheme="majorEastAsia" w:cstheme="majorBidi"/>
       <w:color w:val="0F4761" w:themeColor="accent1" w:themeShade="BF"/>
@@ -1566,7 +1566,7 @@
     <w:link w:val="Ttulo4"/>
     <w:uiPriority w:val="9"/>
     <w:semiHidden/>
-    <w:rsid w:val="007A51A1"/>
+    <w:rsid w:val="00E436AB"/>
     <w:rPr>
       <w:rFonts w:eastAsiaTheme="majorEastAsia" w:cstheme="majorBidi"/>
       <w:i/>
@@ -1580,7 +1580,7 @@
     <w:link w:val="Ttulo5"/>
     <w:uiPriority w:val="9"/>
     <w:semiHidden/>
-    <w:rsid w:val="007A51A1"/>
+    <w:rsid w:val="00E436AB"/>
     <w:rPr>
       <w:rFonts w:eastAsiaTheme="majorEastAsia" w:cstheme="majorBidi"/>
       <w:color w:val="0F4761" w:themeColor="accent1" w:themeShade="BF"/>
@@ -1592,7 +1592,7 @@
     <w:link w:val="Ttulo6"/>
     <w:uiPriority w:val="9"/>
     <w:semiHidden/>
-    <w:rsid w:val="007A51A1"/>
+    <w:rsid w:val="00E436AB"/>
     <w:rPr>
       <w:rFonts w:eastAsiaTheme="majorEastAsia" w:cstheme="majorBidi"/>
       <w:i/>
@@ -1606,7 +1606,7 @@
     <w:link w:val="Ttulo7"/>
     <w:uiPriority w:val="9"/>
     <w:semiHidden/>
-    <w:rsid w:val="007A51A1"/>
+    <w:rsid w:val="00E436AB"/>
     <w:rPr>
       <w:rFonts w:eastAsiaTheme="majorEastAsia" w:cstheme="majorBidi"/>
       <w:color w:val="595959" w:themeColor="text1" w:themeTint="A6"/>
@@ -1618,7 +1618,7 @@
     <w:link w:val="Ttulo8"/>
     <w:uiPriority w:val="9"/>
     <w:semiHidden/>
-    <w:rsid w:val="007A51A1"/>
+    <w:rsid w:val="00E436AB"/>
     <w:rPr>
       <w:rFonts w:eastAsiaTheme="majorEastAsia" w:cstheme="majorBidi"/>
       <w:i/>
@@ -1632,7 +1632,7 @@
     <w:link w:val="Ttulo9"/>
     <w:uiPriority w:val="9"/>
     <w:semiHidden/>
-    <w:rsid w:val="007A51A1"/>
+    <w:rsid w:val="00E436AB"/>
     <w:rPr>
       <w:rFonts w:eastAsiaTheme="majorEastAsia" w:cstheme="majorBidi"/>
       <w:color w:val="272727" w:themeColor="text1" w:themeTint="D8"/>
@@ -1645,7 +1645,7 @@
     <w:link w:val="TtuloCar"/>
     <w:uiPriority w:val="10"/>
     <w:qFormat/>
-    <w:rsid w:val="007A51A1"/>
+    <w:rsid w:val="00E436AB"/>
     <w:pPr>
       <w:spacing w:after="80" w:line="240" w:lineRule="auto"/>
       <w:contextualSpacing/>
@@ -1663,7 +1663,7 @@
     <w:basedOn w:val="Fuentedeprrafopredeter"/>
     <w:link w:val="Ttulo"/>
     <w:uiPriority w:val="10"/>
-    <w:rsid w:val="007A51A1"/>
+    <w:rsid w:val="00E436AB"/>
     <w:rPr>
       <w:rFonts w:asciiTheme="majorHAnsi" w:eastAsiaTheme="majorEastAsia" w:hAnsiTheme="majorHAnsi" w:cstheme="majorBidi"/>
       <w:spacing w:val="-10"/>
@@ -1679,7 +1679,7 @@
     <w:link w:val="SubttuloCar"/>
     <w:uiPriority w:val="11"/>
     <w:qFormat/>
-    <w:rsid w:val="007A51A1"/>
+    <w:rsid w:val="00E436AB"/>
     <w:pPr>
       <w:numPr>
         <w:ilvl w:val="1"/>
@@ -1698,7 +1698,7 @@
     <w:basedOn w:val="Fuentedeprrafopredeter"/>
     <w:link w:val="Subttulo"/>
     <w:uiPriority w:val="11"/>
-    <w:rsid w:val="007A51A1"/>
+    <w:rsid w:val="00E436AB"/>
     <w:rPr>
       <w:rFonts w:eastAsiaTheme="majorEastAsia" w:cstheme="majorBidi"/>
       <w:color w:val="595959" w:themeColor="text1" w:themeTint="A6"/>
@@ -1714,7 +1714,7 @@
     <w:link w:val="CitaCar"/>
     <w:uiPriority w:val="29"/>
     <w:qFormat/>
-    <w:rsid w:val="007A51A1"/>
+    <w:rsid w:val="00E436AB"/>
     <w:pPr>
       <w:spacing w:before="160"/>
       <w:jc w:val="center"/>
@@ -1730,7 +1730,7 @@
     <w:basedOn w:val="Fuentedeprrafopredeter"/>
     <w:link w:val="Cita"/>
     <w:uiPriority w:val="29"/>
-    <w:rsid w:val="007A51A1"/>
+    <w:rsid w:val="00E436AB"/>
     <w:rPr>
       <w:i/>
       <w:iCs/>
@@ -1742,7 +1742,7 @@
     <w:basedOn w:val="Normal"/>
     <w:uiPriority w:val="34"/>
     <w:qFormat/>
-    <w:rsid w:val="007A51A1"/>
+    <w:rsid w:val="00E436AB"/>
     <w:pPr>
       <w:ind w:left="720"/>
       <w:contextualSpacing/>
@@ -1753,7 +1753,7 @@
     <w:basedOn w:val="Fuentedeprrafopredeter"/>
     <w:uiPriority w:val="21"/>
     <w:qFormat/>
-    <w:rsid w:val="007A51A1"/>
+    <w:rsid w:val="00E436AB"/>
     <w:rPr>
       <w:i/>
       <w:iCs/>
@@ -1767,7 +1767,7 @@
     <w:link w:val="CitadestacadaCar"/>
     <w:uiPriority w:val="30"/>
     <w:qFormat/>
-    <w:rsid w:val="007A51A1"/>
+    <w:rsid w:val="00E436AB"/>
     <w:pPr>
       <w:pBdr>
         <w:top w:val="single" w:sz="4" w:space="10" w:color="0F4761" w:themeColor="accent1" w:themeShade="BF"/>
@@ -1788,7 +1788,7 @@
     <w:basedOn w:val="Fuentedeprrafopredeter"/>
     <w:link w:val="Citadestacada"/>
     <w:uiPriority w:val="30"/>
-    <w:rsid w:val="007A51A1"/>
+    <w:rsid w:val="00E436AB"/>
     <w:rPr>
       <w:i/>
       <w:iCs/>
@@ -1800,7 +1800,7 @@
     <w:basedOn w:val="Fuentedeprrafopredeter"/>
     <w:uiPriority w:val="32"/>
     <w:qFormat/>
-    <w:rsid w:val="007A51A1"/>
+    <w:rsid w:val="00E436AB"/>
     <w:rPr>
       <w:b/>
       <w:bCs/>

--- a/docs/Actividad_2_Estudio_de_Caso.docx
+++ b/docs/Actividad_2_Estudio_de_Caso.docx
@@ -873,7 +873,7 @@
 <file path=word/numbering.xml><?xml version="1.0" encoding="utf-8"?>
 <w:numbering xmlns:wpc="http://schemas.microsoft.com/office/word/2010/wordprocessingCanvas" xmlns:cx="http://schemas.microsoft.com/office/drawing/2014/chartex" xmlns:cx1="http://schemas.microsoft.com/office/drawing/2015/9/8/chartex" xmlns:cx2="http://schemas.microsoft.com/office/drawing/2015/10/21/chartex" xmlns:cx3="http://schemas.microsoft.com/office/drawing/2016/5/9/chartex" xmlns:cx4="http://schemas.microsoft.com/office/drawing/2016/5/10/chartex" xmlns:cx5="http://schemas.microsoft.com/office/drawing/2016/5/11/chartex" xmlns:cx6="http://schemas.microsoft.com/office/drawing/2016/5/12/chartex" xmlns:cx7="http://schemas.microsoft.com/office/drawing/2016/5/13/chartex" xmlns:cx8="http://schemas.microsoft.com/office/drawing/2016/5/14/chartex" xmlns:mc="http://schemas.openxmlformats.org/markup-compatibility/2006" xmlns:aink="http://schemas.microsoft.com/office/drawing/2016/ink" xmlns:am3d="http://schemas.microsoft.com/office/drawing/2017/model3d" xmlns:o="urn:schemas-microsoft-com:office:office" xmlns:oel="http://schemas.microsoft.com/office/2019/extlst" xmlns:r="http://schemas.openxmlformats.org/officeDocument/2006/relationships" xmlns:m="http://schemas.openxmlformats.org/officeDocument/2006/math" xmlns:v="urn:schemas-microsoft-com:vml" xmlns:wp14="http://schemas.microsoft.com/office/word/2010/wordprocessingDrawing" xmlns:wp="http://schemas.openxmlformats.org/drawingml/2006/wordprocessingDrawing" xmlns:w10="urn:schemas-microsoft-com:office:word" xmlns:w="http://schemas.openxmlformats.org/wordprocessingml/2006/main" xmlns:w14="http://schemas.microsoft.com/office/word/2010/wordml" xmlns:w15="http://schemas.microsoft.com/office/word/2012/wordml" xmlns:w16cex="http://schemas.microsoft.com/office/word/2018/wordml/cex" xmlns:w16cid="http://schemas.microsoft.com/office/word/2016/wordml/cid" xmlns:w16="http://schemas.microsoft.com/office/word/2018/wordml" xmlns:w16du="http://schemas.microsoft.com/office/word/2023/wordml/word16du" xmlns:w16sdtdh="http://schemas.microsoft.com/office/word/2020/wordml/sdtdatahash" xmlns:w16sdtfl="http://schemas.microsoft.com/office/word/2024/wordml/sdtformatlock" xmlns:w16se="http://schemas.microsoft.com/office/word/2015/wordml/symex" xmlns:wpg="http://schemas.microsoft.com/office/word/2010/wordprocessingGroup" xmlns:wpi="http://schemas.microsoft.com/office/word/2010/wordprocessingInk" xmlns:wne="http://schemas.microsoft.com/office/word/2006/wordml" xmlns:wps="http://schemas.microsoft.com/office/word/2010/wordprocessingShape" mc:Ignorable="w14 w15 w16se w16cid w16 w16cex w16sdtdh w16sdtfl w16du wp14">
   <w:abstractNum w:abstractNumId="0" w15:restartNumberingAfterBreak="0">
-    <w:nsid w:val="516B33CB"/>
+    <w:nsid w:val="69AF349C"/>
     <w:multiLevelType w:val="singleLevel"/>
     <w:tmpl w:val="580A000F"/>
     <w:lvl w:ilvl="0">
@@ -886,7 +886,7 @@
       </w:pPr>
     </w:lvl>
   </w:abstractNum>
-  <w:num w:numId="1" w16cid:durableId="301430243">
+  <w:num w:numId="1" w16cid:durableId="535385112">
     <w:abstractNumId w:val="0"/>
   </w:num>
 </w:numbering>
@@ -1300,7 +1300,7 @@
     <w:link w:val="Ttulo1Car"/>
     <w:uiPriority w:val="9"/>
     <w:qFormat/>
-    <w:rsid w:val="00E436AB"/>
+    <w:rsid w:val="00CC5EAA"/>
     <w:pPr>
       <w:keepNext/>
       <w:keepLines/>
@@ -1323,7 +1323,7 @@
     <w:semiHidden/>
     <w:unhideWhenUsed/>
     <w:qFormat/>
-    <w:rsid w:val="00E436AB"/>
+    <w:rsid w:val="00CC5EAA"/>
     <w:pPr>
       <w:keepNext/>
       <w:keepLines/>
@@ -1346,7 +1346,7 @@
     <w:semiHidden/>
     <w:unhideWhenUsed/>
     <w:qFormat/>
-    <w:rsid w:val="00E436AB"/>
+    <w:rsid w:val="00CC5EAA"/>
     <w:pPr>
       <w:keepNext/>
       <w:keepLines/>
@@ -1369,7 +1369,7 @@
     <w:semiHidden/>
     <w:unhideWhenUsed/>
     <w:qFormat/>
-    <w:rsid w:val="00E436AB"/>
+    <w:rsid w:val="00CC5EAA"/>
     <w:pPr>
       <w:keepNext/>
       <w:keepLines/>
@@ -1392,7 +1392,7 @@
     <w:semiHidden/>
     <w:unhideWhenUsed/>
     <w:qFormat/>
-    <w:rsid w:val="00E436AB"/>
+    <w:rsid w:val="00CC5EAA"/>
     <w:pPr>
       <w:keepNext/>
       <w:keepLines/>
@@ -1413,7 +1413,7 @@
     <w:semiHidden/>
     <w:unhideWhenUsed/>
     <w:qFormat/>
-    <w:rsid w:val="00E436AB"/>
+    <w:rsid w:val="00CC5EAA"/>
     <w:pPr>
       <w:keepNext/>
       <w:keepLines/>
@@ -1436,7 +1436,7 @@
     <w:semiHidden/>
     <w:unhideWhenUsed/>
     <w:qFormat/>
-    <w:rsid w:val="00E436AB"/>
+    <w:rsid w:val="00CC5EAA"/>
     <w:pPr>
       <w:keepNext/>
       <w:keepLines/>
@@ -1457,7 +1457,7 @@
     <w:semiHidden/>
     <w:unhideWhenUsed/>
     <w:qFormat/>
-    <w:rsid w:val="00E436AB"/>
+    <w:rsid w:val="00CC5EAA"/>
     <w:pPr>
       <w:keepNext/>
       <w:keepLines/>
@@ -1480,7 +1480,7 @@
     <w:semiHidden/>
     <w:unhideWhenUsed/>
     <w:qFormat/>
-    <w:rsid w:val="00E436AB"/>
+    <w:rsid w:val="00CC5EAA"/>
     <w:pPr>
       <w:keepNext/>
       <w:keepLines/>
@@ -1524,7 +1524,7 @@
     <w:basedOn w:val="Fuentedeprrafopredeter"/>
     <w:link w:val="Ttulo1"/>
     <w:uiPriority w:val="9"/>
-    <w:rsid w:val="00E436AB"/>
+    <w:rsid w:val="00CC5EAA"/>
     <w:rPr>
       <w:rFonts w:asciiTheme="majorHAnsi" w:eastAsiaTheme="majorEastAsia" w:hAnsiTheme="majorHAnsi" w:cstheme="majorBidi"/>
       <w:color w:val="0F4761" w:themeColor="accent1" w:themeShade="BF"/>
@@ -1538,7 +1538,7 @@
     <w:link w:val="Ttulo2"/>
     <w:uiPriority w:val="9"/>
     <w:semiHidden/>
-    <w:rsid w:val="00E436AB"/>
+    <w:rsid w:val="00CC5EAA"/>
     <w:rPr>
       <w:rFonts w:asciiTheme="majorHAnsi" w:eastAsiaTheme="majorEastAsia" w:hAnsiTheme="majorHAnsi" w:cstheme="majorBidi"/>
       <w:color w:val="0F4761" w:themeColor="accent1" w:themeShade="BF"/>
@@ -1552,7 +1552,7 @@
     <w:link w:val="Ttulo3"/>
     <w:uiPriority w:val="9"/>
     <w:semiHidden/>
-    <w:rsid w:val="00E436AB"/>
+    <w:rsid w:val="00CC5EAA"/>
     <w:rPr>
       <w:rFonts w:eastAsiaTheme="majorEastAsia" w:cstheme="majorBidi"/>
       <w:color w:val="0F4761" w:themeColor="accent1" w:themeShade="BF"/>
@@ -1566,7 +1566,7 @@
     <w:link w:val="Ttulo4"/>
     <w:uiPriority w:val="9"/>
     <w:semiHidden/>
-    <w:rsid w:val="00E436AB"/>
+    <w:rsid w:val="00CC5EAA"/>
     <w:rPr>
       <w:rFonts w:eastAsiaTheme="majorEastAsia" w:cstheme="majorBidi"/>
       <w:i/>
@@ -1580,7 +1580,7 @@
     <w:link w:val="Ttulo5"/>
     <w:uiPriority w:val="9"/>
     <w:semiHidden/>
-    <w:rsid w:val="00E436AB"/>
+    <w:rsid w:val="00CC5EAA"/>
     <w:rPr>
       <w:rFonts w:eastAsiaTheme="majorEastAsia" w:cstheme="majorBidi"/>
       <w:color w:val="0F4761" w:themeColor="accent1" w:themeShade="BF"/>
@@ -1592,7 +1592,7 @@
     <w:link w:val="Ttulo6"/>
     <w:uiPriority w:val="9"/>
     <w:semiHidden/>
-    <w:rsid w:val="00E436AB"/>
+    <w:rsid w:val="00CC5EAA"/>
     <w:rPr>
       <w:rFonts w:eastAsiaTheme="majorEastAsia" w:cstheme="majorBidi"/>
       <w:i/>
@@ -1606,7 +1606,7 @@
     <w:link w:val="Ttulo7"/>
     <w:uiPriority w:val="9"/>
     <w:semiHidden/>
-    <w:rsid w:val="00E436AB"/>
+    <w:rsid w:val="00CC5EAA"/>
     <w:rPr>
       <w:rFonts w:eastAsiaTheme="majorEastAsia" w:cstheme="majorBidi"/>
       <w:color w:val="595959" w:themeColor="text1" w:themeTint="A6"/>
@@ -1618,7 +1618,7 @@
     <w:link w:val="Ttulo8"/>
     <w:uiPriority w:val="9"/>
     <w:semiHidden/>
-    <w:rsid w:val="00E436AB"/>
+    <w:rsid w:val="00CC5EAA"/>
     <w:rPr>
       <w:rFonts w:eastAsiaTheme="majorEastAsia" w:cstheme="majorBidi"/>
       <w:i/>
@@ -1632,7 +1632,7 @@
     <w:link w:val="Ttulo9"/>
     <w:uiPriority w:val="9"/>
     <w:semiHidden/>
-    <w:rsid w:val="00E436AB"/>
+    <w:rsid w:val="00CC5EAA"/>
     <w:rPr>
       <w:rFonts w:eastAsiaTheme="majorEastAsia" w:cstheme="majorBidi"/>
       <w:color w:val="272727" w:themeColor="text1" w:themeTint="D8"/>
@@ -1645,7 +1645,7 @@
     <w:link w:val="TtuloCar"/>
     <w:uiPriority w:val="10"/>
     <w:qFormat/>
-    <w:rsid w:val="00E436AB"/>
+    <w:rsid w:val="00CC5EAA"/>
     <w:pPr>
       <w:spacing w:after="80" w:line="240" w:lineRule="auto"/>
       <w:contextualSpacing/>
@@ -1663,7 +1663,7 @@
     <w:basedOn w:val="Fuentedeprrafopredeter"/>
     <w:link w:val="Ttulo"/>
     <w:uiPriority w:val="10"/>
-    <w:rsid w:val="00E436AB"/>
+    <w:rsid w:val="00CC5EAA"/>
     <w:rPr>
       <w:rFonts w:asciiTheme="majorHAnsi" w:eastAsiaTheme="majorEastAsia" w:hAnsiTheme="majorHAnsi" w:cstheme="majorBidi"/>
       <w:spacing w:val="-10"/>
@@ -1679,7 +1679,7 @@
     <w:link w:val="SubttuloCar"/>
     <w:uiPriority w:val="11"/>
     <w:qFormat/>
-    <w:rsid w:val="00E436AB"/>
+    <w:rsid w:val="00CC5EAA"/>
     <w:pPr>
       <w:numPr>
         <w:ilvl w:val="1"/>
@@ -1698,7 +1698,7 @@
     <w:basedOn w:val="Fuentedeprrafopredeter"/>
     <w:link w:val="Subttulo"/>
     <w:uiPriority w:val="11"/>
-    <w:rsid w:val="00E436AB"/>
+    <w:rsid w:val="00CC5EAA"/>
     <w:rPr>
       <w:rFonts w:eastAsiaTheme="majorEastAsia" w:cstheme="majorBidi"/>
       <w:color w:val="595959" w:themeColor="text1" w:themeTint="A6"/>
@@ -1714,7 +1714,7 @@
     <w:link w:val="CitaCar"/>
     <w:uiPriority w:val="29"/>
     <w:qFormat/>
-    <w:rsid w:val="00E436AB"/>
+    <w:rsid w:val="00CC5EAA"/>
     <w:pPr>
       <w:spacing w:before="160"/>
       <w:jc w:val="center"/>
@@ -1730,7 +1730,7 @@
     <w:basedOn w:val="Fuentedeprrafopredeter"/>
     <w:link w:val="Cita"/>
     <w:uiPriority w:val="29"/>
-    <w:rsid w:val="00E436AB"/>
+    <w:rsid w:val="00CC5EAA"/>
     <w:rPr>
       <w:i/>
       <w:iCs/>
@@ -1742,7 +1742,7 @@
     <w:basedOn w:val="Normal"/>
     <w:uiPriority w:val="34"/>
     <w:qFormat/>
-    <w:rsid w:val="00E436AB"/>
+    <w:rsid w:val="00CC5EAA"/>
     <w:pPr>
       <w:ind w:left="720"/>
       <w:contextualSpacing/>
@@ -1753,7 +1753,7 @@
     <w:basedOn w:val="Fuentedeprrafopredeter"/>
     <w:uiPriority w:val="21"/>
     <w:qFormat/>
-    <w:rsid w:val="00E436AB"/>
+    <w:rsid w:val="00CC5EAA"/>
     <w:rPr>
       <w:i/>
       <w:iCs/>
@@ -1767,7 +1767,7 @@
     <w:link w:val="CitadestacadaCar"/>
     <w:uiPriority w:val="30"/>
     <w:qFormat/>
-    <w:rsid w:val="00E436AB"/>
+    <w:rsid w:val="00CC5EAA"/>
     <w:pPr>
       <w:pBdr>
         <w:top w:val="single" w:sz="4" w:space="10" w:color="0F4761" w:themeColor="accent1" w:themeShade="BF"/>
@@ -1788,7 +1788,7 @@
     <w:basedOn w:val="Fuentedeprrafopredeter"/>
     <w:link w:val="Citadestacada"/>
     <w:uiPriority w:val="30"/>
-    <w:rsid w:val="00E436AB"/>
+    <w:rsid w:val="00CC5EAA"/>
     <w:rPr>
       <w:i/>
       <w:iCs/>
@@ -1800,7 +1800,7 @@
     <w:basedOn w:val="Fuentedeprrafopredeter"/>
     <w:uiPriority w:val="32"/>
     <w:qFormat/>
-    <w:rsid w:val="00E436AB"/>
+    <w:rsid w:val="00CC5EAA"/>
     <w:rPr>
       <w:b/>
       <w:bCs/>

--- a/docs/Actividad_2_Estudio_de_Caso.docx
+++ b/docs/Actividad_2_Estudio_de_Caso.docx
@@ -10,92 +10,59 @@
         <w:t>Actividad 2 - Estudio de caso: postmortem y transicion de DevOps a MLOps</w:t>
       </w:r>
     </w:p>
-    <w:p>
-      <w:pPr>
-        <w:rPr>
-          <w:rFonts w:ascii="Aptos" w:hAnsi="Aptos"/>
-          <w:sz w:val="22"/>
-        </w:rPr>
-      </w:pPr>
-    </w:p>
-    <w:p>
-      <w:pPr>
-        <w:rPr>
-          <w:rFonts w:ascii="Aptos" w:hAnsi="Aptos"/>
-          <w:sz w:val="22"/>
-        </w:rPr>
-      </w:pPr>
-      <w:r>
-        <w:rPr>
-          <w:rFonts w:ascii="Aptos" w:hAnsi="Aptos"/>
-          <w:sz w:val="22"/>
-        </w:rPr>
+    <w:p/>
+    <w:p>
+      <w:r>
         <w:t>**Autores:** Manuel Fernando Santofimio Tovar y Beycy Yuliet Rojas Acero</w:t>
       </w:r>
     </w:p>
-    <w:p>
-      <w:pPr>
-        <w:rPr>
-          <w:rFonts w:ascii="Aptos" w:hAnsi="Aptos"/>
-          <w:sz w:val="22"/>
-        </w:rPr>
-      </w:pPr>
-    </w:p>
+    <w:p/>
     <w:p>
       <w:pPr>
         <w:pStyle w:val="Ttulo1"/>
-      </w:pPr>
-      <w:r>
+        <w:jc w:val="center"/>
+        <w:rPr>
+          <w:rFonts w:ascii="Times New Roman" w:hAnsi="Times New Roman" w:cs="Times New Roman"/>
+          <w:b/>
+          <w:sz w:val="24"/>
+        </w:rPr>
+      </w:pPr>
+      <w:r>
+        <w:rPr>
+          <w:rFonts w:ascii="Times New Roman" w:hAnsi="Times New Roman" w:cs="Times New Roman"/>
+          <w:b/>
+          <w:sz w:val="24"/>
+        </w:rPr>
         <w:t>Resumen del incidente simulado</w:t>
       </w:r>
     </w:p>
-    <w:p>
-      <w:pPr>
-        <w:rPr>
-          <w:rFonts w:ascii="Aptos" w:hAnsi="Aptos"/>
-          <w:sz w:val="22"/>
-        </w:rPr>
-      </w:pPr>
-    </w:p>
-    <w:p>
-      <w:pPr>
-        <w:rPr>
-          <w:rFonts w:ascii="Aptos" w:hAnsi="Aptos"/>
-          <w:sz w:val="22"/>
-        </w:rPr>
-      </w:pPr>
-      <w:r>
-        <w:rPr>
-          <w:rFonts w:ascii="Aptos" w:hAnsi="Aptos"/>
-          <w:sz w:val="22"/>
-        </w:rPr>
-        <w:t>Durante la configuracion del flujo de entrega se simulo un incidente de liberacion: Jenkins construia la imagen correctamente, pero el despliegue no quedaba disponible. El analisis encontro dos factores: una diferencia entre la etiqueta/repositorio publicados y los valores consumidos por Helm, y la necesidad de validar el chart antes de publicar. El riesgo era liberar una imagen que no pudiera ser encontrada por Kubernetes o dejar el servicio sin endpoints utiles.</w:t>
-      </w:r>
-    </w:p>
-    <w:p>
-      <w:pPr>
-        <w:rPr>
-          <w:rFonts w:ascii="Aptos" w:hAnsi="Aptos"/>
-          <w:sz w:val="22"/>
-        </w:rPr>
-      </w:pPr>
-    </w:p>
+    <w:p/>
+    <w:p>
+      <w:r>
+        <w:t>Durante la configuracion del flujo de entrega se simulo un incidente de liberacion: Jenkins construia la imagen correctamente, pero el despliegue no quedaba disponible. El analisis encontro dos factores: una diferencia entre la etiqueta/repositorio publicados y los valores consumidos por Helm, y la necesidad de validar el chart antes de publicar. El riesgo era liberar una imagen que no pudiera ser encontrada por Kubernetes o dejar el servicio sin endpoints utiles. El caso confirma que la automatizacion debe contener mecanismos de retroalimentacion y recuperacion, no solo pasos de entrega (Humble &amp; Farley, 2010).</w:t>
+      </w:r>
+    </w:p>
+    <w:p/>
     <w:p>
       <w:pPr>
         <w:pStyle w:val="Ttulo1"/>
-      </w:pPr>
-      <w:r>
+        <w:jc w:val="center"/>
+        <w:rPr>
+          <w:rFonts w:ascii="Times New Roman" w:hAnsi="Times New Roman" w:cs="Times New Roman"/>
+          <w:b/>
+          <w:sz w:val="24"/>
+        </w:rPr>
+      </w:pPr>
+      <w:r>
+        <w:rPr>
+          <w:rFonts w:ascii="Times New Roman" w:hAnsi="Times New Roman" w:cs="Times New Roman"/>
+          <w:b/>
+          <w:sz w:val="24"/>
+        </w:rPr>
         <w:t>Linea de tiempo y respuesta</w:t>
       </w:r>
     </w:p>
-    <w:p>
-      <w:pPr>
-        <w:rPr>
-          <w:rFonts w:ascii="Aptos" w:hAnsi="Aptos"/>
-          <w:sz w:val="22"/>
-        </w:rPr>
-      </w:pPr>
-    </w:p>
+    <w:p/>
     <w:p>
       <w:pPr>
         <w:pStyle w:val="Prrafodelista"/>
@@ -103,32 +70,16 @@
           <w:ilvl w:val="0"/>
           <w:numId w:val="1"/>
         </w:numPr>
-        <w:rPr>
-          <w:rFonts w:ascii="Aptos" w:hAnsi="Aptos"/>
-          <w:sz w:val="22"/>
-        </w:rPr>
-      </w:pPr>
-      <w:r>
-        <w:rPr>
-          <w:rFonts w:ascii="Aptos" w:hAnsi="Aptos"/>
-          <w:sz w:val="22"/>
-        </w:rPr>
+      </w:pPr>
+      <w:r>
         <w:t>**Deteccion:** la validacion posterior al despliegue mostro que el servicio no tenia la disponibilidad esperada.</w:t>
       </w:r>
     </w:p>
     <w:p>
       <w:pPr>
         <w:ind w:left="360"/>
-        <w:rPr>
-          <w:rFonts w:ascii="Aptos" w:hAnsi="Aptos"/>
-          <w:sz w:val="22"/>
-        </w:rPr>
-      </w:pPr>
-      <w:r>
-        <w:rPr>
-          <w:rFonts w:ascii="Aptos" w:hAnsi="Aptos"/>
-          <w:sz w:val="22"/>
-        </w:rPr>
+      </w:pPr>
+      <w:r>
         <w:t>**Contencion:** se detuvo la promocion automatica y se revisaron los manifests y el pipeline antes de publicar una imagen adicional.</w:t>
       </w:r>
     </w:p>
@@ -139,32 +90,16 @@
           <w:ilvl w:val="0"/>
           <w:numId w:val="1"/>
         </w:numPr>
-        <w:rPr>
-          <w:rFonts w:ascii="Aptos" w:hAnsi="Aptos"/>
-          <w:sz w:val="22"/>
-        </w:rPr>
-      </w:pPr>
-      <w:r>
-        <w:rPr>
-          <w:rFonts w:ascii="Aptos" w:hAnsi="Aptos"/>
-          <w:sz w:val="22"/>
-        </w:rPr>
+      </w:pPr>
+      <w:r>
         <w:t>**Diagnostico:** se verificaron etiquetas, selectores, probes y valores Helm. Tambien se agrego `helm lint` antes de la publicacion.</w:t>
       </w:r>
     </w:p>
     <w:p>
       <w:pPr>
         <w:ind w:left="360"/>
-        <w:rPr>
-          <w:rFonts w:ascii="Aptos" w:hAnsi="Aptos"/>
-          <w:sz w:val="22"/>
-        </w:rPr>
-      </w:pPr>
-      <w:r>
-        <w:rPr>
-          <w:rFonts w:ascii="Aptos" w:hAnsi="Aptos"/>
-          <w:sz w:val="22"/>
-        </w:rPr>
+      </w:pPr>
+      <w:r>
         <w:t>**Recuperacion:** se alinearon los valores de imagen que actualiza Jenkins con el chart de Helm y se uso una etiqueta inmutable compuesta por numero de build y commit corto.</w:t>
       </w:r>
     </w:p>
@@ -175,16 +110,8 @@
           <w:ilvl w:val="0"/>
           <w:numId w:val="1"/>
         </w:numPr>
-        <w:rPr>
-          <w:rFonts w:ascii="Aptos" w:hAnsi="Aptos"/>
-          <w:sz w:val="22"/>
-        </w:rPr>
-      </w:pPr>
-      <w:r>
-        <w:rPr>
-          <w:rFonts w:ascii="Aptos" w:hAnsi="Aptos"/>
-          <w:sz w:val="22"/>
-        </w:rPr>
+      </w:pPr>
+      <w:r>
         <w:t>**Prevencion:** se mantuvieron readiness/liveness probes, recursos, `securityContext`, alertas de disponibilidad y una actualizacion GitOps trazable.</w:t>
       </w:r>
     </w:p>
@@ -195,248 +122,135 @@
           <w:ilvl w:val="0"/>
           <w:numId w:val="1"/>
         </w:numPr>
-        <w:rPr>
-          <w:rFonts w:ascii="Aptos" w:hAnsi="Aptos"/>
-          <w:sz w:val="22"/>
-        </w:rPr>
       </w:pPr>
     </w:p>
     <w:p>
       <w:pPr>
         <w:pStyle w:val="Ttulo1"/>
-      </w:pPr>
-      <w:r>
+        <w:jc w:val="center"/>
+        <w:rPr>
+          <w:rFonts w:ascii="Times New Roman" w:hAnsi="Times New Roman" w:cs="Times New Roman"/>
+          <w:b/>
+          <w:sz w:val="24"/>
+        </w:rPr>
+      </w:pPr>
+      <w:r>
+        <w:rPr>
+          <w:rFonts w:ascii="Times New Roman" w:hAnsi="Times New Roman" w:cs="Times New Roman"/>
+          <w:b/>
+          <w:sz w:val="24"/>
+        </w:rPr>
         <w:t>Que salio bien</w:t>
       </w:r>
     </w:p>
-    <w:p>
-      <w:pPr>
-        <w:rPr>
-          <w:rFonts w:ascii="Aptos" w:hAnsi="Aptos"/>
-          <w:sz w:val="22"/>
-        </w:rPr>
-      </w:pPr>
-    </w:p>
-    <w:p>
-      <w:pPr>
-        <w:rPr>
-          <w:rFonts w:ascii="Aptos" w:hAnsi="Aptos"/>
-          <w:sz w:val="22"/>
-        </w:rPr>
-      </w:pPr>
-      <w:r>
-        <w:rPr>
-          <w:rFonts w:ascii="Aptos" w:hAnsi="Aptos"/>
-          <w:sz w:val="22"/>
-        </w:rPr>
-        <w:t>El servicio tenia endpoint `/health`, pruebas automatizadas y validacion estandar con flake8. Esto redujo el espacio de diagnostico. El modelo GitOps tambien resulto util: el estado deseado quedo registrado en Git, por lo que el cambio fue auditable y reversible. La separacion de responsabilidades fue adecuada: Jenkins publica y actualiza configuracion; Argo CD sincroniza Kubernetes; Prometheus observa el comportamiento.</w:t>
-      </w:r>
-    </w:p>
-    <w:p>
-      <w:pPr>
-        <w:rPr>
-          <w:rFonts w:ascii="Aptos" w:hAnsi="Aptos"/>
-          <w:sz w:val="22"/>
-        </w:rPr>
-      </w:pPr>
-    </w:p>
+    <w:p/>
+    <w:p>
+      <w:r>
+        <w:t>El servicio tenia endpoint `/health`, pruebas automatizadas y validacion estandar con flake8. Esto redujo el espacio de diagnostico. El modelo GitOps tambien resulto util: el estado deseado quedo registrado en Git, por lo que el cambio fue auditable y reversible. La separacion de responsabilidades fue adecuada: Jenkins publica y actualiza configuracion; Argo CD sincroniza Kubernetes; Prometheus observa el comportamiento. Esta observabilidad permite que desarrollo y operaciones compartan señales y decisiones, en lugar de transferir problemas entre equipos (Google, n.d.).</w:t>
+      </w:r>
+    </w:p>
+    <w:p/>
     <w:p>
       <w:pPr>
         <w:pStyle w:val="Ttulo1"/>
-      </w:pPr>
-      <w:r>
+        <w:jc w:val="center"/>
+        <w:rPr>
+          <w:rFonts w:ascii="Times New Roman" w:hAnsi="Times New Roman" w:cs="Times New Roman"/>
+          <w:b/>
+          <w:sz w:val="24"/>
+        </w:rPr>
+      </w:pPr>
+      <w:r>
+        <w:rPr>
+          <w:rFonts w:ascii="Times New Roman" w:hAnsi="Times New Roman" w:cs="Times New Roman"/>
+          <w:b/>
+          <w:sz w:val="24"/>
+        </w:rPr>
         <w:t>Que salio mal</w:t>
       </w:r>
     </w:p>
-    <w:p>
-      <w:pPr>
-        <w:rPr>
-          <w:rFonts w:ascii="Aptos" w:hAnsi="Aptos"/>
-          <w:sz w:val="22"/>
-        </w:rPr>
-      </w:pPr>
-    </w:p>
-    <w:p>
-      <w:pPr>
-        <w:rPr>
-          <w:rFonts w:ascii="Aptos" w:hAnsi="Aptos"/>
-          <w:sz w:val="22"/>
-        </w:rPr>
-      </w:pPr>
-      <w:r>
-        <w:rPr>
-          <w:rFonts w:ascii="Aptos" w:hAnsi="Aptos"/>
-          <w:sz w:val="22"/>
-        </w:rPr>
+    <w:p/>
+    <w:p>
+      <w:r>
         <w:t>La primera definicion no garantizaba de manera suficiente que el repositorio y tag de la imagen publicada fueran exactamente los consumidos por el chart. Adicionalmente, la ejecucion local de herramientas en contenedor requiere considerar rutas visibles para el daemon Docker. Estas condiciones no son errores de negocio, pero si fallas de integracion que un pipeline debe detectar temprano.</w:t>
       </w:r>
     </w:p>
-    <w:p>
-      <w:pPr>
-        <w:rPr>
-          <w:rFonts w:ascii="Aptos" w:hAnsi="Aptos"/>
-          <w:sz w:val="22"/>
-        </w:rPr>
-      </w:pPr>
-    </w:p>
+    <w:p/>
     <w:p>
       <w:pPr>
         <w:pStyle w:val="Ttulo1"/>
-      </w:pPr>
-      <w:r>
+        <w:jc w:val="center"/>
+        <w:rPr>
+          <w:rFonts w:ascii="Times New Roman" w:hAnsi="Times New Roman" w:cs="Times New Roman"/>
+          <w:b/>
+          <w:sz w:val="24"/>
+        </w:rPr>
+      </w:pPr>
+      <w:r>
+        <w:rPr>
+          <w:rFonts w:ascii="Times New Roman" w:hAnsi="Times New Roman" w:cs="Times New Roman"/>
+          <w:b/>
+          <w:sz w:val="24"/>
+        </w:rPr>
         <w:t>Aprendizajes y mejoras</w:t>
       </w:r>
     </w:p>
-    <w:p>
-      <w:pPr>
-        <w:rPr>
-          <w:rFonts w:ascii="Aptos" w:hAnsi="Aptos"/>
-          <w:sz w:val="22"/>
-        </w:rPr>
-      </w:pPr>
-    </w:p>
-    <w:p>
-      <w:pPr>
-        <w:rPr>
-          <w:rFonts w:ascii="Aptos" w:hAnsi="Aptos"/>
-          <w:sz w:val="22"/>
-        </w:rPr>
-      </w:pPr>
-      <w:r>
-        <w:rPr>
-          <w:rFonts w:ascii="Aptos" w:hAnsi="Aptos"/>
-          <w:sz w:val="22"/>
-        </w:rPr>
-        <w:t>La leccion principal es que una liberacion es una cadena de contratos: codigo, imagen, tag, manifest y estado del cluster deben referirse al mismo artefacto. Como mejoras se definieron etiquetas inmutables, `helm lint`, actualizacion atomica de los valores GitOps, escaneo Snyk, analisis SonarCloud y alertas de disponibilidad/memoria. Como siguiente paso se recomienda agregar pruebas de despliegue en un namespace efimero y una politica que bloquee la promocion si el Quality Gate o Snyk reportan problemas graves.</w:t>
-      </w:r>
-    </w:p>
-    <w:p>
-      <w:pPr>
-        <w:rPr>
-          <w:rFonts w:ascii="Aptos" w:hAnsi="Aptos"/>
-          <w:sz w:val="22"/>
-        </w:rPr>
-      </w:pPr>
-    </w:p>
+    <w:p/>
+    <w:p>
+      <w:r>
+        <w:t>La leccion principal es que una liberacion es una cadena de contratos: codigo, imagen, tag, manifest y estado del cluster deben referirse al mismo artefacto. Como mejoras se definieron etiquetas inmutables, `helm lint`, actualizacion atomica de los valores GitOps, escaneo Snyk, analisis SonarCloud y alertas de disponibilidad/memoria. Como siguiente paso se recomienda agregar pruebas de despliegue en un namespace efimero y una politica que bloquee la promocion si el Quality Gate o Snyk reportan problemas graves. La mejora continua de la plataforma debe reducir friccion y hacer visibles los cuellos de botella para el equipo (Spotify Engineering, 2020).</w:t>
+      </w:r>
+    </w:p>
+    <w:p/>
     <w:p>
       <w:pPr>
         <w:pStyle w:val="Ttulo1"/>
-      </w:pPr>
-      <w:r>
+        <w:jc w:val="center"/>
+        <w:rPr>
+          <w:rFonts w:ascii="Times New Roman" w:hAnsi="Times New Roman" w:cs="Times New Roman"/>
+          <w:b/>
+          <w:sz w:val="24"/>
+        </w:rPr>
+      </w:pPr>
+      <w:r>
+        <w:rPr>
+          <w:rFonts w:ascii="Times New Roman" w:hAnsi="Times New Roman" w:cs="Times New Roman"/>
+          <w:b/>
+          <w:sz w:val="24"/>
+        </w:rPr>
         <w:t>DevOps y MLOps</w:t>
       </w:r>
     </w:p>
-    <w:p>
-      <w:pPr>
-        <w:rPr>
-          <w:rFonts w:ascii="Aptos" w:hAnsi="Aptos"/>
-          <w:sz w:val="22"/>
-        </w:rPr>
-      </w:pPr>
-    </w:p>
-    <w:p>
-      <w:pPr>
-        <w:rPr>
-          <w:rFonts w:ascii="Aptos" w:hAnsi="Aptos"/>
-          <w:sz w:val="22"/>
-        </w:rPr>
-      </w:pPr>
-      <w:r>
-        <w:rPr>
-          <w:rFonts w:ascii="Aptos" w:hAnsi="Aptos"/>
-          <w:sz w:val="22"/>
-        </w:rPr>
-        <w:t>DevOps automatiza la entrega de software convencional: compilar, probar, empaquetar, desplegar y observar una aplicacion. MLOps conserva esas practicas, pero agrega el ciclo de vida de datos y modelos. En DevOps, el artefacto principal suele ser una imagen o binario; en MLOps se deben versionar tambien dataset, caracteristicas, experimento, modelo, metricas de validacion y reglas de aprobacion.</w:t>
-      </w:r>
-    </w:p>
-    <w:p>
-      <w:pPr>
-        <w:rPr>
-          <w:rFonts w:ascii="Aptos" w:hAnsi="Aptos"/>
-          <w:sz w:val="22"/>
-        </w:rPr>
-      </w:pPr>
-    </w:p>
-    <w:p>
-      <w:pPr>
-        <w:rPr>
-          <w:rFonts w:ascii="Aptos" w:hAnsi="Aptos"/>
-          <w:sz w:val="22"/>
-        </w:rPr>
-      </w:pPr>
-      <w:r>
-        <w:rPr>
-          <w:rFonts w:ascii="Aptos" w:hAnsi="Aptos"/>
-          <w:sz w:val="22"/>
-        </w:rPr>
-        <w:t>Un pipeline MLOps agregaria etapas de validacion de datos, entrenamiento reproducible, comparacion contra una linea base y registro del modelo. Tras desplegar, ademas de CPU, memoria y errores HTTP, se monitorean drift de datos, drift de concepto, sesgo y degradacion de precision. Herramientas como DVC permiten versionar datos, MLflow registra experimentos y modelos, y Kubeflow orquesta entrenamientos sobre Kubernetes.</w:t>
-      </w:r>
-    </w:p>
-    <w:p>
-      <w:pPr>
-        <w:rPr>
-          <w:rFonts w:ascii="Aptos" w:hAnsi="Aptos"/>
-          <w:sz w:val="22"/>
-        </w:rPr>
-      </w:pPr>
-    </w:p>
-    <w:p>
-      <w:pPr>
-        <w:rPr>
-          <w:rFonts w:ascii="Aptos" w:hAnsi="Aptos"/>
-          <w:sz w:val="22"/>
-        </w:rPr>
-      </w:pPr>
-      <w:r>
-        <w:rPr>
-          <w:rFonts w:ascii="Aptos" w:hAnsi="Aptos"/>
-          <w:sz w:val="22"/>
-        </w:rPr>
+    <w:p/>
+    <w:p>
+      <w:r>
+        <w:t>DevOps automatiza la entrega de software convencional: compilar, probar, empaquetar, desplegar y observar una aplicacion. MLOps conserva esas practicas, pero agrega el ciclo de vida de datos y modelos. En DevOps, el artefacto principal suele ser una imagen o binario; en MLOps se deben versionar tambien dataset, caracteristicas, experimento, modelo, metricas de validacion y reglas de aprobacion (Osipov, 2022).</w:t>
+      </w:r>
+    </w:p>
+    <w:p/>
+    <w:p>
+      <w:r>
+        <w:t>Un pipeline MLOps agregaria etapas de validacion de datos, entrenamiento reproducible, comparacion contra una linea base y registro del modelo. Tras desplegar, ademas de CPU, memoria y errores HTTP, se monitorean drift de datos, drift de concepto, sesgo y degradacion de precision. Herramientas como DVC permiten versionar datos, MLflow registra experimentos y modelos, y Kubeflow orquesta entrenamientos sobre Kubernetes (Osipov, 2022).</w:t>
+      </w:r>
+    </w:p>
+    <w:p/>
+    <w:p>
+      <w:r>
         <w:t>```text</w:t>
       </w:r>
     </w:p>
     <w:p>
-      <w:pPr>
-        <w:rPr>
-          <w:rFonts w:ascii="Aptos" w:hAnsi="Aptos"/>
-          <w:sz w:val="22"/>
-        </w:rPr>
-      </w:pPr>
-      <w:r>
-        <w:rPr>
-          <w:rFonts w:ascii="Aptos" w:hAnsi="Aptos"/>
-          <w:sz w:val="22"/>
-        </w:rPr>
+      <w:r>
         <w:t>DevOps: codigo -&gt; build -&gt; pruebas -&gt; imagen -&gt; despliegue -&gt; metricas operativas</w:t>
       </w:r>
     </w:p>
     <w:p>
-      <w:pPr>
-        <w:rPr>
-          <w:rFonts w:ascii="Aptos" w:hAnsi="Aptos"/>
-          <w:sz w:val="22"/>
-        </w:rPr>
-      </w:pPr>
-      <w:r>
-        <w:rPr>
-          <w:rFonts w:ascii="Aptos" w:hAnsi="Aptos"/>
-          <w:sz w:val="22"/>
-        </w:rPr>
+      <w:r>
         <w:t>MLOps: codigo + datos -&gt; validacion -&gt; entrenamiento -&gt; evaluacion -&gt; registro del modelo</w:t>
       </w:r>
     </w:p>
     <w:p>
-      <w:pPr>
-        <w:rPr>
-          <w:rFonts w:ascii="Aptos" w:hAnsi="Aptos"/>
-          <w:sz w:val="22"/>
-        </w:rPr>
-      </w:pPr>
-      <w:r>
-        <w:rPr>
-          <w:rFonts w:ascii="Aptos" w:hAnsi="Aptos"/>
-          <w:sz w:val="22"/>
-        </w:rPr>
+      <w:r>
         <w:t xml:space="preserve">       -&gt; despliegue -&gt; metricas operativas + drift + calidad + sesgo</w:t>
       </w:r>
     </w:p>
@@ -474,8 +288,19 @@
     <w:p>
       <w:pPr>
         <w:pStyle w:val="Ttulo1"/>
-      </w:pPr>
-      <w:r>
+        <w:jc w:val="center"/>
+        <w:rPr>
+          <w:rFonts w:ascii="Times New Roman" w:hAnsi="Times New Roman" w:cs="Times New Roman"/>
+          <w:b/>
+          <w:sz w:val="24"/>
+        </w:rPr>
+      </w:pPr>
+      <w:r>
+        <w:rPr>
+          <w:rFonts w:ascii="Times New Roman" w:hAnsi="Times New Roman" w:cs="Times New Roman"/>
+          <w:b/>
+          <w:sz w:val="24"/>
+        </w:rPr>
         <w:t>Conclusion</w:t>
       </w:r>
     </w:p>
@@ -513,8 +338,19 @@
     <w:p>
       <w:pPr>
         <w:pStyle w:val="Ttulo1"/>
-      </w:pPr>
-      <w:r>
+        <w:jc w:val="center"/>
+        <w:rPr>
+          <w:rFonts w:ascii="Times New Roman" w:hAnsi="Times New Roman" w:cs="Times New Roman"/>
+          <w:b/>
+          <w:sz w:val="24"/>
+        </w:rPr>
+      </w:pPr>
+      <w:r>
+        <w:rPr>
+          <w:rFonts w:ascii="Times New Roman" w:hAnsi="Times New Roman" w:cs="Times New Roman"/>
+          <w:b/>
+          <w:sz w:val="24"/>
+        </w:rPr>
         <w:t>Referencias</w:t>
       </w:r>
     </w:p>
@@ -637,9 +473,9 @@
         <w:tblLook w:val="0000" w:firstRow="0" w:lastRow="0" w:firstColumn="0" w:lastColumn="0" w:noHBand="0" w:noVBand="0"/>
       </w:tblPr>
       <w:tblGrid>
-        <w:gridCol w:w="2834"/>
-        <w:gridCol w:w="2835"/>
-        <w:gridCol w:w="2835"/>
+        <w:gridCol w:w="3008"/>
+        <w:gridCol w:w="3009"/>
+        <w:gridCol w:w="3009"/>
       </w:tblGrid>
       <w:tr>
         <w:tblPrEx>
@@ -650,7 +486,7 @@
         </w:tblPrEx>
         <w:tc>
           <w:tcPr>
-            <w:tcW w:w="2834" w:type="dxa"/>
+            <w:tcW w:w="3008" w:type="dxa"/>
             <w:shd w:val="clear" w:color="auto" w:fill="D9D9D9"/>
           </w:tcPr>
           <w:p>
@@ -669,7 +505,7 @@
         </w:tc>
         <w:tc>
           <w:tcPr>
-            <w:tcW w:w="2835" w:type="dxa"/>
+            <w:tcW w:w="3009" w:type="dxa"/>
             <w:shd w:val="clear" w:color="auto" w:fill="D9D9D9"/>
           </w:tcPr>
           <w:p>
@@ -688,7 +524,7 @@
         </w:tc>
         <w:tc>
           <w:tcPr>
-            <w:tcW w:w="2835" w:type="dxa"/>
+            <w:tcW w:w="3009" w:type="dxa"/>
             <w:shd w:val="clear" w:color="auto" w:fill="D9D9D9"/>
           </w:tcPr>
           <w:p>
@@ -715,7 +551,7 @@
         </w:tblPrEx>
         <w:tc>
           <w:tcPr>
-            <w:tcW w:w="2834" w:type="dxa"/>
+            <w:tcW w:w="3008" w:type="dxa"/>
           </w:tcPr>
           <w:p>
             <w:r>
@@ -725,7 +561,7 @@
         </w:tc>
         <w:tc>
           <w:tcPr>
-            <w:tcW w:w="2835" w:type="dxa"/>
+            <w:tcW w:w="3009" w:type="dxa"/>
           </w:tcPr>
           <w:p>
             <w:r>
@@ -735,7 +571,7 @@
         </w:tc>
         <w:tc>
           <w:tcPr>
-            <w:tcW w:w="2835" w:type="dxa"/>
+            <w:tcW w:w="3009" w:type="dxa"/>
           </w:tcPr>
           <w:p>
             <w:r>
@@ -753,7 +589,7 @@
         </w:tblPrEx>
         <w:tc>
           <w:tcPr>
-            <w:tcW w:w="2834" w:type="dxa"/>
+            <w:tcW w:w="3008" w:type="dxa"/>
           </w:tcPr>
           <w:p>
             <w:r>
@@ -763,7 +599,7 @@
         </w:tc>
         <w:tc>
           <w:tcPr>
-            <w:tcW w:w="2835" w:type="dxa"/>
+            <w:tcW w:w="3009" w:type="dxa"/>
           </w:tcPr>
           <w:p>
             <w:r>
@@ -773,7 +609,7 @@
         </w:tc>
         <w:tc>
           <w:tcPr>
-            <w:tcW w:w="2835" w:type="dxa"/>
+            <w:tcW w:w="3009" w:type="dxa"/>
           </w:tcPr>
           <w:p>
             <w:r>
@@ -791,7 +627,7 @@
         </w:tblPrEx>
         <w:tc>
           <w:tcPr>
-            <w:tcW w:w="2834" w:type="dxa"/>
+            <w:tcW w:w="3008" w:type="dxa"/>
           </w:tcPr>
           <w:p>
             <w:r>
@@ -801,7 +637,7 @@
         </w:tc>
         <w:tc>
           <w:tcPr>
-            <w:tcW w:w="2835" w:type="dxa"/>
+            <w:tcW w:w="3009" w:type="dxa"/>
           </w:tcPr>
           <w:p>
             <w:r>
@@ -811,7 +647,7 @@
         </w:tc>
         <w:tc>
           <w:tcPr>
-            <w:tcW w:w="2835" w:type="dxa"/>
+            <w:tcW w:w="3009" w:type="dxa"/>
           </w:tcPr>
           <w:p>
             <w:r>
@@ -829,7 +665,7 @@
         </w:tblPrEx>
         <w:tc>
           <w:tcPr>
-            <w:tcW w:w="2834" w:type="dxa"/>
+            <w:tcW w:w="3008" w:type="dxa"/>
           </w:tcPr>
           <w:p>
             <w:r>
@@ -839,7 +675,7 @@
         </w:tc>
         <w:tc>
           <w:tcPr>
-            <w:tcW w:w="2835" w:type="dxa"/>
+            <w:tcW w:w="3009" w:type="dxa"/>
           </w:tcPr>
           <w:p>
             <w:r>
@@ -849,7 +685,7 @@
         </w:tc>
         <w:tc>
           <w:tcPr>
-            <w:tcW w:w="2835" w:type="dxa"/>
+            <w:tcW w:w="3009" w:type="dxa"/>
           </w:tcPr>
           <w:p>
             <w:r>
@@ -862,7 +698,7 @@
     <w:p/>
     <w:sectPr>
       <w:pgSz w:w="11906" w:h="16838"/>
-      <w:pgMar w:top="1417" w:right="1701" w:bottom="1417" w:left="1701" w:header="708" w:footer="708" w:gutter="0"/>
+      <w:pgMar w:top="1440" w:right="1440" w:bottom="1440" w:left="1440" w:header="708" w:footer="708" w:gutter="0"/>
       <w:cols w:space="708"/>
       <w:docGrid w:linePitch="360"/>
     </w:sectPr>
@@ -873,7 +709,7 @@
 <file path=word/numbering.xml><?xml version="1.0" encoding="utf-8"?>
 <w:numbering xmlns:wpc="http://schemas.microsoft.com/office/word/2010/wordprocessingCanvas" xmlns:cx="http://schemas.microsoft.com/office/drawing/2014/chartex" xmlns:cx1="http://schemas.microsoft.com/office/drawing/2015/9/8/chartex" xmlns:cx2="http://schemas.microsoft.com/office/drawing/2015/10/21/chartex" xmlns:cx3="http://schemas.microsoft.com/office/drawing/2016/5/9/chartex" xmlns:cx4="http://schemas.microsoft.com/office/drawing/2016/5/10/chartex" xmlns:cx5="http://schemas.microsoft.com/office/drawing/2016/5/11/chartex" xmlns:cx6="http://schemas.microsoft.com/office/drawing/2016/5/12/chartex" xmlns:cx7="http://schemas.microsoft.com/office/drawing/2016/5/13/chartex" xmlns:cx8="http://schemas.microsoft.com/office/drawing/2016/5/14/chartex" xmlns:mc="http://schemas.openxmlformats.org/markup-compatibility/2006" xmlns:aink="http://schemas.microsoft.com/office/drawing/2016/ink" xmlns:am3d="http://schemas.microsoft.com/office/drawing/2017/model3d" xmlns:o="urn:schemas-microsoft-com:office:office" xmlns:oel="http://schemas.microsoft.com/office/2019/extlst" xmlns:r="http://schemas.openxmlformats.org/officeDocument/2006/relationships" xmlns:m="http://schemas.openxmlformats.org/officeDocument/2006/math" xmlns:v="urn:schemas-microsoft-com:vml" xmlns:wp14="http://schemas.microsoft.com/office/word/2010/wordprocessingDrawing" xmlns:wp="http://schemas.openxmlformats.org/drawingml/2006/wordprocessingDrawing" xmlns:w10="urn:schemas-microsoft-com:office:word" xmlns:w="http://schemas.openxmlformats.org/wordprocessingml/2006/main" xmlns:w14="http://schemas.microsoft.com/office/word/2010/wordml" xmlns:w15="http://schemas.microsoft.com/office/word/2012/wordml" xmlns:w16cex="http://schemas.microsoft.com/office/word/2018/wordml/cex" xmlns:w16cid="http://schemas.microsoft.com/office/word/2016/wordml/cid" xmlns:w16="http://schemas.microsoft.com/office/word/2018/wordml" xmlns:w16du="http://schemas.microsoft.com/office/word/2023/wordml/word16du" xmlns:w16sdtdh="http://schemas.microsoft.com/office/word/2020/wordml/sdtdatahash" xmlns:w16sdtfl="http://schemas.microsoft.com/office/word/2024/wordml/sdtformatlock" xmlns:w16se="http://schemas.microsoft.com/office/word/2015/wordml/symex" xmlns:wpg="http://schemas.microsoft.com/office/word/2010/wordprocessingGroup" xmlns:wpi="http://schemas.microsoft.com/office/word/2010/wordprocessingInk" xmlns:wne="http://schemas.microsoft.com/office/word/2006/wordml" xmlns:wps="http://schemas.microsoft.com/office/word/2010/wordprocessingShape" mc:Ignorable="w14 w15 w16se w16cid w16 w16cex w16sdtdh w16sdtfl w16du wp14">
   <w:abstractNum w:abstractNumId="0" w15:restartNumberingAfterBreak="0">
-    <w:nsid w:val="69AF349C"/>
+    <w:nsid w:val="4C383A05"/>
     <w:multiLevelType w:val="singleLevel"/>
     <w:tmpl w:val="580A000F"/>
     <w:lvl w:ilvl="0">
@@ -886,7 +722,7 @@
       </w:pPr>
     </w:lvl>
   </w:abstractNum>
-  <w:num w:numId="1" w16cid:durableId="535385112">
+  <w:num w:numId="1" w16cid:durableId="826899215">
     <w:abstractNumId w:val="0"/>
   </w:num>
 </w:numbering>
@@ -1292,6 +1128,12 @@
   <w:style w:type="paragraph" w:default="1" w:styleId="Normal">
     <w:name w:val="Normal"/>
     <w:qFormat/>
+    <w:pPr>
+      <w:spacing w:after="0" w:line="480" w:lineRule="auto"/>
+    </w:pPr>
+    <w:rPr>
+      <w:rFonts w:ascii="Times New Roman" w:hAnsi="Times New Roman" w:cs="Times New Roman"/>
+    </w:rPr>
   </w:style>
   <w:style w:type="paragraph" w:styleId="Ttulo1">
     <w:name w:val="heading 1"/>
@@ -1300,7 +1142,7 @@
     <w:link w:val="Ttulo1Car"/>
     <w:uiPriority w:val="9"/>
     <w:qFormat/>
-    <w:rsid w:val="00CC5EAA"/>
+    <w:rsid w:val="00C94809"/>
     <w:pPr>
       <w:keepNext/>
       <w:keepLines/>
@@ -1323,7 +1165,7 @@
     <w:semiHidden/>
     <w:unhideWhenUsed/>
     <w:qFormat/>
-    <w:rsid w:val="00CC5EAA"/>
+    <w:rsid w:val="00C94809"/>
     <w:pPr>
       <w:keepNext/>
       <w:keepLines/>
@@ -1346,7 +1188,7 @@
     <w:semiHidden/>
     <w:unhideWhenUsed/>
     <w:qFormat/>
-    <w:rsid w:val="00CC5EAA"/>
+    <w:rsid w:val="00C94809"/>
     <w:pPr>
       <w:keepNext/>
       <w:keepLines/>
@@ -1369,7 +1211,7 @@
     <w:semiHidden/>
     <w:unhideWhenUsed/>
     <w:qFormat/>
-    <w:rsid w:val="00CC5EAA"/>
+    <w:rsid w:val="00C94809"/>
     <w:pPr>
       <w:keepNext/>
       <w:keepLines/>
@@ -1392,7 +1234,7 @@
     <w:semiHidden/>
     <w:unhideWhenUsed/>
     <w:qFormat/>
-    <w:rsid w:val="00CC5EAA"/>
+    <w:rsid w:val="00C94809"/>
     <w:pPr>
       <w:keepNext/>
       <w:keepLines/>
@@ -1413,11 +1255,11 @@
     <w:semiHidden/>
     <w:unhideWhenUsed/>
     <w:qFormat/>
-    <w:rsid w:val="00CC5EAA"/>
+    <w:rsid w:val="00C94809"/>
     <w:pPr>
       <w:keepNext/>
       <w:keepLines/>
-      <w:spacing w:before="40" w:after="0"/>
+      <w:spacing w:before="40"/>
       <w:outlineLvl w:val="5"/>
     </w:pPr>
     <w:rPr>
@@ -1436,11 +1278,11 @@
     <w:semiHidden/>
     <w:unhideWhenUsed/>
     <w:qFormat/>
-    <w:rsid w:val="00CC5EAA"/>
+    <w:rsid w:val="00C94809"/>
     <w:pPr>
       <w:keepNext/>
       <w:keepLines/>
-      <w:spacing w:before="40" w:after="0"/>
+      <w:spacing w:before="40"/>
       <w:outlineLvl w:val="6"/>
     </w:pPr>
     <w:rPr>
@@ -1457,11 +1299,10 @@
     <w:semiHidden/>
     <w:unhideWhenUsed/>
     <w:qFormat/>
-    <w:rsid w:val="00CC5EAA"/>
+    <w:rsid w:val="00C94809"/>
     <w:pPr>
       <w:keepNext/>
       <w:keepLines/>
-      <w:spacing w:after="0"/>
       <w:outlineLvl w:val="7"/>
     </w:pPr>
     <w:rPr>
@@ -1480,11 +1321,10 @@
     <w:semiHidden/>
     <w:unhideWhenUsed/>
     <w:qFormat/>
-    <w:rsid w:val="00CC5EAA"/>
+    <w:rsid w:val="00C94809"/>
     <w:pPr>
       <w:keepNext/>
       <w:keepLines/>
-      <w:spacing w:after="0"/>
       <w:outlineLvl w:val="8"/>
     </w:pPr>
     <w:rPr>
@@ -1524,7 +1364,7 @@
     <w:basedOn w:val="Fuentedeprrafopredeter"/>
     <w:link w:val="Ttulo1"/>
     <w:uiPriority w:val="9"/>
-    <w:rsid w:val="00CC5EAA"/>
+    <w:rsid w:val="00C94809"/>
     <w:rPr>
       <w:rFonts w:asciiTheme="majorHAnsi" w:eastAsiaTheme="majorEastAsia" w:hAnsiTheme="majorHAnsi" w:cstheme="majorBidi"/>
       <w:color w:val="0F4761" w:themeColor="accent1" w:themeShade="BF"/>
@@ -1538,7 +1378,7 @@
     <w:link w:val="Ttulo2"/>
     <w:uiPriority w:val="9"/>
     <w:semiHidden/>
-    <w:rsid w:val="00CC5EAA"/>
+    <w:rsid w:val="00C94809"/>
     <w:rPr>
       <w:rFonts w:asciiTheme="majorHAnsi" w:eastAsiaTheme="majorEastAsia" w:hAnsiTheme="majorHAnsi" w:cstheme="majorBidi"/>
       <w:color w:val="0F4761" w:themeColor="accent1" w:themeShade="BF"/>
@@ -1552,7 +1392,7 @@
     <w:link w:val="Ttulo3"/>
     <w:uiPriority w:val="9"/>
     <w:semiHidden/>
-    <w:rsid w:val="00CC5EAA"/>
+    <w:rsid w:val="00C94809"/>
     <w:rPr>
       <w:rFonts w:eastAsiaTheme="majorEastAsia" w:cstheme="majorBidi"/>
       <w:color w:val="0F4761" w:themeColor="accent1" w:themeShade="BF"/>
@@ -1566,7 +1406,7 @@
     <w:link w:val="Ttulo4"/>
     <w:uiPriority w:val="9"/>
     <w:semiHidden/>
-    <w:rsid w:val="00CC5EAA"/>
+    <w:rsid w:val="00C94809"/>
     <w:rPr>
       <w:rFonts w:eastAsiaTheme="majorEastAsia" w:cstheme="majorBidi"/>
       <w:i/>
@@ -1580,7 +1420,7 @@
     <w:link w:val="Ttulo5"/>
     <w:uiPriority w:val="9"/>
     <w:semiHidden/>
-    <w:rsid w:val="00CC5EAA"/>
+    <w:rsid w:val="00C94809"/>
     <w:rPr>
       <w:rFonts w:eastAsiaTheme="majorEastAsia" w:cstheme="majorBidi"/>
       <w:color w:val="0F4761" w:themeColor="accent1" w:themeShade="BF"/>
@@ -1592,7 +1432,7 @@
     <w:link w:val="Ttulo6"/>
     <w:uiPriority w:val="9"/>
     <w:semiHidden/>
-    <w:rsid w:val="00CC5EAA"/>
+    <w:rsid w:val="00C94809"/>
     <w:rPr>
       <w:rFonts w:eastAsiaTheme="majorEastAsia" w:cstheme="majorBidi"/>
       <w:i/>
@@ -1606,7 +1446,7 @@
     <w:link w:val="Ttulo7"/>
     <w:uiPriority w:val="9"/>
     <w:semiHidden/>
-    <w:rsid w:val="00CC5EAA"/>
+    <w:rsid w:val="00C94809"/>
     <w:rPr>
       <w:rFonts w:eastAsiaTheme="majorEastAsia" w:cstheme="majorBidi"/>
       <w:color w:val="595959" w:themeColor="text1" w:themeTint="A6"/>
@@ -1618,7 +1458,7 @@
     <w:link w:val="Ttulo8"/>
     <w:uiPriority w:val="9"/>
     <w:semiHidden/>
-    <w:rsid w:val="00CC5EAA"/>
+    <w:rsid w:val="00C94809"/>
     <w:rPr>
       <w:rFonts w:eastAsiaTheme="majorEastAsia" w:cstheme="majorBidi"/>
       <w:i/>
@@ -1632,7 +1472,7 @@
     <w:link w:val="Ttulo9"/>
     <w:uiPriority w:val="9"/>
     <w:semiHidden/>
-    <w:rsid w:val="00CC5EAA"/>
+    <w:rsid w:val="00C94809"/>
     <w:rPr>
       <w:rFonts w:eastAsiaTheme="majorEastAsia" w:cstheme="majorBidi"/>
       <w:color w:val="272727" w:themeColor="text1" w:themeTint="D8"/>
@@ -1645,7 +1485,7 @@
     <w:link w:val="TtuloCar"/>
     <w:uiPriority w:val="10"/>
     <w:qFormat/>
-    <w:rsid w:val="00CC5EAA"/>
+    <w:rsid w:val="00C94809"/>
     <w:pPr>
       <w:spacing w:after="80" w:line="240" w:lineRule="auto"/>
       <w:contextualSpacing/>
@@ -1663,7 +1503,7 @@
     <w:basedOn w:val="Fuentedeprrafopredeter"/>
     <w:link w:val="Ttulo"/>
     <w:uiPriority w:val="10"/>
-    <w:rsid w:val="00CC5EAA"/>
+    <w:rsid w:val="00C94809"/>
     <w:rPr>
       <w:rFonts w:asciiTheme="majorHAnsi" w:eastAsiaTheme="majorEastAsia" w:hAnsiTheme="majorHAnsi" w:cstheme="majorBidi"/>
       <w:spacing w:val="-10"/>
@@ -1679,7 +1519,7 @@
     <w:link w:val="SubttuloCar"/>
     <w:uiPriority w:val="11"/>
     <w:qFormat/>
-    <w:rsid w:val="00CC5EAA"/>
+    <w:rsid w:val="00C94809"/>
     <w:pPr>
       <w:numPr>
         <w:ilvl w:val="1"/>
@@ -1698,7 +1538,7 @@
     <w:basedOn w:val="Fuentedeprrafopredeter"/>
     <w:link w:val="Subttulo"/>
     <w:uiPriority w:val="11"/>
-    <w:rsid w:val="00CC5EAA"/>
+    <w:rsid w:val="00C94809"/>
     <w:rPr>
       <w:rFonts w:eastAsiaTheme="majorEastAsia" w:cstheme="majorBidi"/>
       <w:color w:val="595959" w:themeColor="text1" w:themeTint="A6"/>
@@ -1714,7 +1554,7 @@
     <w:link w:val="CitaCar"/>
     <w:uiPriority w:val="29"/>
     <w:qFormat/>
-    <w:rsid w:val="00CC5EAA"/>
+    <w:rsid w:val="00C94809"/>
     <w:pPr>
       <w:spacing w:before="160"/>
       <w:jc w:val="center"/>
@@ -1730,7 +1570,7 @@
     <w:basedOn w:val="Fuentedeprrafopredeter"/>
     <w:link w:val="Cita"/>
     <w:uiPriority w:val="29"/>
-    <w:rsid w:val="00CC5EAA"/>
+    <w:rsid w:val="00C94809"/>
     <w:rPr>
       <w:i/>
       <w:iCs/>
@@ -1742,7 +1582,7 @@
     <w:basedOn w:val="Normal"/>
     <w:uiPriority w:val="34"/>
     <w:qFormat/>
-    <w:rsid w:val="00CC5EAA"/>
+    <w:rsid w:val="00C94809"/>
     <w:pPr>
       <w:ind w:left="720"/>
       <w:contextualSpacing/>
@@ -1753,7 +1593,7 @@
     <w:basedOn w:val="Fuentedeprrafopredeter"/>
     <w:uiPriority w:val="21"/>
     <w:qFormat/>
-    <w:rsid w:val="00CC5EAA"/>
+    <w:rsid w:val="00C94809"/>
     <w:rPr>
       <w:i/>
       <w:iCs/>
@@ -1767,7 +1607,7 @@
     <w:link w:val="CitadestacadaCar"/>
     <w:uiPriority w:val="30"/>
     <w:qFormat/>
-    <w:rsid w:val="00CC5EAA"/>
+    <w:rsid w:val="00C94809"/>
     <w:pPr>
       <w:pBdr>
         <w:top w:val="single" w:sz="4" w:space="10" w:color="0F4761" w:themeColor="accent1" w:themeShade="BF"/>
@@ -1788,7 +1628,7 @@
     <w:basedOn w:val="Fuentedeprrafopredeter"/>
     <w:link w:val="Citadestacada"/>
     <w:uiPriority w:val="30"/>
-    <w:rsid w:val="00CC5EAA"/>
+    <w:rsid w:val="00C94809"/>
     <w:rPr>
       <w:i/>
       <w:iCs/>
@@ -1800,7 +1640,7 @@
     <w:basedOn w:val="Fuentedeprrafopredeter"/>
     <w:uiPriority w:val="32"/>
     <w:qFormat/>
-    <w:rsid w:val="00CC5EAA"/>
+    <w:rsid w:val="00C94809"/>
     <w:rPr>
       <w:b/>
       <w:bCs/>

--- a/docs/Actividad_2_Estudio_de_Caso.docx
+++ b/docs/Actividad_2_Estudio_de_Caso.docx
@@ -92,6 +92,7 @@
         </w:numPr>
       </w:pPr>
       <w:r>
+        <w:lastRenderedPageBreak/>
         <w:t>**Diagnostico:** se verificaron etiquetas, selectores, probes y valores Helm. Tambien se agrego `helm lint` antes de la publicacion.</w:t>
       </w:r>
     </w:p>
@@ -709,7 +710,7 @@
 <file path=word/numbering.xml><?xml version="1.0" encoding="utf-8"?>
 <w:numbering xmlns:wpc="http://schemas.microsoft.com/office/word/2010/wordprocessingCanvas" xmlns:cx="http://schemas.microsoft.com/office/drawing/2014/chartex" xmlns:cx1="http://schemas.microsoft.com/office/drawing/2015/9/8/chartex" xmlns:cx2="http://schemas.microsoft.com/office/drawing/2015/10/21/chartex" xmlns:cx3="http://schemas.microsoft.com/office/drawing/2016/5/9/chartex" xmlns:cx4="http://schemas.microsoft.com/office/drawing/2016/5/10/chartex" xmlns:cx5="http://schemas.microsoft.com/office/drawing/2016/5/11/chartex" xmlns:cx6="http://schemas.microsoft.com/office/drawing/2016/5/12/chartex" xmlns:cx7="http://schemas.microsoft.com/office/drawing/2016/5/13/chartex" xmlns:cx8="http://schemas.microsoft.com/office/drawing/2016/5/14/chartex" xmlns:mc="http://schemas.openxmlformats.org/markup-compatibility/2006" xmlns:aink="http://schemas.microsoft.com/office/drawing/2016/ink" xmlns:am3d="http://schemas.microsoft.com/office/drawing/2017/model3d" xmlns:o="urn:schemas-microsoft-com:office:office" xmlns:oel="http://schemas.microsoft.com/office/2019/extlst" xmlns:r="http://schemas.openxmlformats.org/officeDocument/2006/relationships" xmlns:m="http://schemas.openxmlformats.org/officeDocument/2006/math" xmlns:v="urn:schemas-microsoft-com:vml" xmlns:wp14="http://schemas.microsoft.com/office/word/2010/wordprocessingDrawing" xmlns:wp="http://schemas.openxmlformats.org/drawingml/2006/wordprocessingDrawing" xmlns:w10="urn:schemas-microsoft-com:office:word" xmlns:w="http://schemas.openxmlformats.org/wordprocessingml/2006/main" xmlns:w14="http://schemas.microsoft.com/office/word/2010/wordml" xmlns:w15="http://schemas.microsoft.com/office/word/2012/wordml" xmlns:w16cex="http://schemas.microsoft.com/office/word/2018/wordml/cex" xmlns:w16cid="http://schemas.microsoft.com/office/word/2016/wordml/cid" xmlns:w16="http://schemas.microsoft.com/office/word/2018/wordml" xmlns:w16du="http://schemas.microsoft.com/office/word/2023/wordml/word16du" xmlns:w16sdtdh="http://schemas.microsoft.com/office/word/2020/wordml/sdtdatahash" xmlns:w16sdtfl="http://schemas.microsoft.com/office/word/2024/wordml/sdtformatlock" xmlns:w16se="http://schemas.microsoft.com/office/word/2015/wordml/symex" xmlns:wpg="http://schemas.microsoft.com/office/word/2010/wordprocessingGroup" xmlns:wpi="http://schemas.microsoft.com/office/word/2010/wordprocessingInk" xmlns:wne="http://schemas.microsoft.com/office/word/2006/wordml" xmlns:wps="http://schemas.microsoft.com/office/word/2010/wordprocessingShape" mc:Ignorable="w14 w15 w16se w16cid w16 w16cex w16sdtdh w16sdtfl w16du wp14">
   <w:abstractNum w:abstractNumId="0" w15:restartNumberingAfterBreak="0">
-    <w:nsid w:val="4C383A05"/>
+    <w:nsid w:val="2D8E6F70"/>
     <w:multiLevelType w:val="singleLevel"/>
     <w:tmpl w:val="580A000F"/>
     <w:lvl w:ilvl="0">
@@ -722,7 +723,7 @@
       </w:pPr>
     </w:lvl>
   </w:abstractNum>
-  <w:num w:numId="1" w16cid:durableId="826899215">
+  <w:num w:numId="1" w16cid:durableId="344525508">
     <w:abstractNumId w:val="0"/>
   </w:num>
 </w:numbering>
@@ -1142,7 +1143,7 @@
     <w:link w:val="Ttulo1Car"/>
     <w:uiPriority w:val="9"/>
     <w:qFormat/>
-    <w:rsid w:val="00C94809"/>
+    <w:rsid w:val="00471B89"/>
     <w:pPr>
       <w:keepNext/>
       <w:keepLines/>
@@ -1165,7 +1166,7 @@
     <w:semiHidden/>
     <w:unhideWhenUsed/>
     <w:qFormat/>
-    <w:rsid w:val="00C94809"/>
+    <w:rsid w:val="00471B89"/>
     <w:pPr>
       <w:keepNext/>
       <w:keepLines/>
@@ -1188,7 +1189,7 @@
     <w:semiHidden/>
     <w:unhideWhenUsed/>
     <w:qFormat/>
-    <w:rsid w:val="00C94809"/>
+    <w:rsid w:val="00471B89"/>
     <w:pPr>
       <w:keepNext/>
       <w:keepLines/>
@@ -1211,7 +1212,7 @@
     <w:semiHidden/>
     <w:unhideWhenUsed/>
     <w:qFormat/>
-    <w:rsid w:val="00C94809"/>
+    <w:rsid w:val="00471B89"/>
     <w:pPr>
       <w:keepNext/>
       <w:keepLines/>
@@ -1234,7 +1235,7 @@
     <w:semiHidden/>
     <w:unhideWhenUsed/>
     <w:qFormat/>
-    <w:rsid w:val="00C94809"/>
+    <w:rsid w:val="00471B89"/>
     <w:pPr>
       <w:keepNext/>
       <w:keepLines/>
@@ -1255,7 +1256,7 @@
     <w:semiHidden/>
     <w:unhideWhenUsed/>
     <w:qFormat/>
-    <w:rsid w:val="00C94809"/>
+    <w:rsid w:val="00471B89"/>
     <w:pPr>
       <w:keepNext/>
       <w:keepLines/>
@@ -1278,7 +1279,7 @@
     <w:semiHidden/>
     <w:unhideWhenUsed/>
     <w:qFormat/>
-    <w:rsid w:val="00C94809"/>
+    <w:rsid w:val="00471B89"/>
     <w:pPr>
       <w:keepNext/>
       <w:keepLines/>
@@ -1299,7 +1300,7 @@
     <w:semiHidden/>
     <w:unhideWhenUsed/>
     <w:qFormat/>
-    <w:rsid w:val="00C94809"/>
+    <w:rsid w:val="00471B89"/>
     <w:pPr>
       <w:keepNext/>
       <w:keepLines/>
@@ -1321,7 +1322,7 @@
     <w:semiHidden/>
     <w:unhideWhenUsed/>
     <w:qFormat/>
-    <w:rsid w:val="00C94809"/>
+    <w:rsid w:val="00471B89"/>
     <w:pPr>
       <w:keepNext/>
       <w:keepLines/>
@@ -1364,7 +1365,7 @@
     <w:basedOn w:val="Fuentedeprrafopredeter"/>
     <w:link w:val="Ttulo1"/>
     <w:uiPriority w:val="9"/>
-    <w:rsid w:val="00C94809"/>
+    <w:rsid w:val="00471B89"/>
     <w:rPr>
       <w:rFonts w:asciiTheme="majorHAnsi" w:eastAsiaTheme="majorEastAsia" w:hAnsiTheme="majorHAnsi" w:cstheme="majorBidi"/>
       <w:color w:val="0F4761" w:themeColor="accent1" w:themeShade="BF"/>
@@ -1378,7 +1379,7 @@
     <w:link w:val="Ttulo2"/>
     <w:uiPriority w:val="9"/>
     <w:semiHidden/>
-    <w:rsid w:val="00C94809"/>
+    <w:rsid w:val="00471B89"/>
     <w:rPr>
       <w:rFonts w:asciiTheme="majorHAnsi" w:eastAsiaTheme="majorEastAsia" w:hAnsiTheme="majorHAnsi" w:cstheme="majorBidi"/>
       <w:color w:val="0F4761" w:themeColor="accent1" w:themeShade="BF"/>
@@ -1392,7 +1393,7 @@
     <w:link w:val="Ttulo3"/>
     <w:uiPriority w:val="9"/>
     <w:semiHidden/>
-    <w:rsid w:val="00C94809"/>
+    <w:rsid w:val="00471B89"/>
     <w:rPr>
       <w:rFonts w:eastAsiaTheme="majorEastAsia" w:cstheme="majorBidi"/>
       <w:color w:val="0F4761" w:themeColor="accent1" w:themeShade="BF"/>
@@ -1406,7 +1407,7 @@
     <w:link w:val="Ttulo4"/>
     <w:uiPriority w:val="9"/>
     <w:semiHidden/>
-    <w:rsid w:val="00C94809"/>
+    <w:rsid w:val="00471B89"/>
     <w:rPr>
       <w:rFonts w:eastAsiaTheme="majorEastAsia" w:cstheme="majorBidi"/>
       <w:i/>
@@ -1420,7 +1421,7 @@
     <w:link w:val="Ttulo5"/>
     <w:uiPriority w:val="9"/>
     <w:semiHidden/>
-    <w:rsid w:val="00C94809"/>
+    <w:rsid w:val="00471B89"/>
     <w:rPr>
       <w:rFonts w:eastAsiaTheme="majorEastAsia" w:cstheme="majorBidi"/>
       <w:color w:val="0F4761" w:themeColor="accent1" w:themeShade="BF"/>
@@ -1432,7 +1433,7 @@
     <w:link w:val="Ttulo6"/>
     <w:uiPriority w:val="9"/>
     <w:semiHidden/>
-    <w:rsid w:val="00C94809"/>
+    <w:rsid w:val="00471B89"/>
     <w:rPr>
       <w:rFonts w:eastAsiaTheme="majorEastAsia" w:cstheme="majorBidi"/>
       <w:i/>
@@ -1446,7 +1447,7 @@
     <w:link w:val="Ttulo7"/>
     <w:uiPriority w:val="9"/>
     <w:semiHidden/>
-    <w:rsid w:val="00C94809"/>
+    <w:rsid w:val="00471B89"/>
     <w:rPr>
       <w:rFonts w:eastAsiaTheme="majorEastAsia" w:cstheme="majorBidi"/>
       <w:color w:val="595959" w:themeColor="text1" w:themeTint="A6"/>
@@ -1458,7 +1459,7 @@
     <w:link w:val="Ttulo8"/>
     <w:uiPriority w:val="9"/>
     <w:semiHidden/>
-    <w:rsid w:val="00C94809"/>
+    <w:rsid w:val="00471B89"/>
     <w:rPr>
       <w:rFonts w:eastAsiaTheme="majorEastAsia" w:cstheme="majorBidi"/>
       <w:i/>
@@ -1472,7 +1473,7 @@
     <w:link w:val="Ttulo9"/>
     <w:uiPriority w:val="9"/>
     <w:semiHidden/>
-    <w:rsid w:val="00C94809"/>
+    <w:rsid w:val="00471B89"/>
     <w:rPr>
       <w:rFonts w:eastAsiaTheme="majorEastAsia" w:cstheme="majorBidi"/>
       <w:color w:val="272727" w:themeColor="text1" w:themeTint="D8"/>
@@ -1485,7 +1486,7 @@
     <w:link w:val="TtuloCar"/>
     <w:uiPriority w:val="10"/>
     <w:qFormat/>
-    <w:rsid w:val="00C94809"/>
+    <w:rsid w:val="00471B89"/>
     <w:pPr>
       <w:spacing w:after="80" w:line="240" w:lineRule="auto"/>
       <w:contextualSpacing/>
@@ -1503,7 +1504,7 @@
     <w:basedOn w:val="Fuentedeprrafopredeter"/>
     <w:link w:val="Ttulo"/>
     <w:uiPriority w:val="10"/>
-    <w:rsid w:val="00C94809"/>
+    <w:rsid w:val="00471B89"/>
     <w:rPr>
       <w:rFonts w:asciiTheme="majorHAnsi" w:eastAsiaTheme="majorEastAsia" w:hAnsiTheme="majorHAnsi" w:cstheme="majorBidi"/>
       <w:spacing w:val="-10"/>
@@ -1519,7 +1520,7 @@
     <w:link w:val="SubttuloCar"/>
     <w:uiPriority w:val="11"/>
     <w:qFormat/>
-    <w:rsid w:val="00C94809"/>
+    <w:rsid w:val="00471B89"/>
     <w:pPr>
       <w:numPr>
         <w:ilvl w:val="1"/>
@@ -1538,7 +1539,7 @@
     <w:basedOn w:val="Fuentedeprrafopredeter"/>
     <w:link w:val="Subttulo"/>
     <w:uiPriority w:val="11"/>
-    <w:rsid w:val="00C94809"/>
+    <w:rsid w:val="00471B89"/>
     <w:rPr>
       <w:rFonts w:eastAsiaTheme="majorEastAsia" w:cstheme="majorBidi"/>
       <w:color w:val="595959" w:themeColor="text1" w:themeTint="A6"/>
@@ -1554,7 +1555,7 @@
     <w:link w:val="CitaCar"/>
     <w:uiPriority w:val="29"/>
     <w:qFormat/>
-    <w:rsid w:val="00C94809"/>
+    <w:rsid w:val="00471B89"/>
     <w:pPr>
       <w:spacing w:before="160"/>
       <w:jc w:val="center"/>
@@ -1570,7 +1571,7 @@
     <w:basedOn w:val="Fuentedeprrafopredeter"/>
     <w:link w:val="Cita"/>
     <w:uiPriority w:val="29"/>
-    <w:rsid w:val="00C94809"/>
+    <w:rsid w:val="00471B89"/>
     <w:rPr>
       <w:i/>
       <w:iCs/>
@@ -1582,7 +1583,7 @@
     <w:basedOn w:val="Normal"/>
     <w:uiPriority w:val="34"/>
     <w:qFormat/>
-    <w:rsid w:val="00C94809"/>
+    <w:rsid w:val="00471B89"/>
     <w:pPr>
       <w:ind w:left="720"/>
       <w:contextualSpacing/>
@@ -1593,7 +1594,7 @@
     <w:basedOn w:val="Fuentedeprrafopredeter"/>
     <w:uiPriority w:val="21"/>
     <w:qFormat/>
-    <w:rsid w:val="00C94809"/>
+    <w:rsid w:val="00471B89"/>
     <w:rPr>
       <w:i/>
       <w:iCs/>
@@ -1607,7 +1608,7 @@
     <w:link w:val="CitadestacadaCar"/>
     <w:uiPriority w:val="30"/>
     <w:qFormat/>
-    <w:rsid w:val="00C94809"/>
+    <w:rsid w:val="00471B89"/>
     <w:pPr>
       <w:pBdr>
         <w:top w:val="single" w:sz="4" w:space="10" w:color="0F4761" w:themeColor="accent1" w:themeShade="BF"/>
@@ -1628,7 +1629,7 @@
     <w:basedOn w:val="Fuentedeprrafopredeter"/>
     <w:link w:val="Citadestacada"/>
     <w:uiPriority w:val="30"/>
-    <w:rsid w:val="00C94809"/>
+    <w:rsid w:val="00471B89"/>
     <w:rPr>
       <w:i/>
       <w:iCs/>
@@ -1640,7 +1641,7 @@
     <w:basedOn w:val="Fuentedeprrafopredeter"/>
     <w:uiPriority w:val="32"/>
     <w:qFormat/>
-    <w:rsid w:val="00C94809"/>
+    <w:rsid w:val="00471B89"/>
     <w:rPr>
       <w:b/>
       <w:bCs/>

--- a/docs/Actividad_2_Estudio_de_Caso.docx
+++ b/docs/Actividad_2_Estudio_de_Caso.docx
@@ -231,7 +231,11 @@
     <w:p/>
     <w:p>
       <w:r>
-        <w:t>Un pipeline MLOps agregaria etapas de validacion de datos, entrenamiento reproducible, comparacion contra una linea base y registro del modelo. Tras desplegar, ademas de CPU, memoria y errores HTTP, se monitorean drift de datos, drift de concepto, sesgo y degradacion de precision. Herramientas como DVC permiten versionar datos, MLflow registra experimentos y modelos, y Kubeflow orquesta entrenamientos sobre Kubernetes (Osipov, 2022).</w:t>
+        <w:t xml:space="preserve">Un pipeline MLOps agregaria etapas de validacion de datos, entrenamiento reproducible, comparacion contra una linea base y registro del modelo. Tras desplegar, ademas de CPU, memoria y errores HTTP, se monitorean drift de datos, drift de concepto, sesgo y degradacion de precision. Herramientas como DVC permiten versionar datos, MLflow registra </w:t>
+      </w:r>
+      <w:r>
+        <w:lastRenderedPageBreak/>
+        <w:t>experimentos y modelos, y Kubeflow orquesta entrenamientos sobre Kubernetes (Osipov, 2022).</w:t>
       </w:r>
     </w:p>
     <w:p/>
@@ -479,12 +483,6 @@
         <w:gridCol w:w="3009"/>
       </w:tblGrid>
       <w:tr>
-        <w:tblPrEx>
-          <w:tblCellMar>
-            <w:top w:w="0" w:type="dxa"/>
-            <w:bottom w:w="0" w:type="dxa"/>
-          </w:tblCellMar>
-        </w:tblPrEx>
         <w:tc>
           <w:tcPr>
             <w:tcW w:w="3008" w:type="dxa"/>
@@ -544,12 +542,6 @@
         </w:tc>
       </w:tr>
       <w:tr>
-        <w:tblPrEx>
-          <w:tblCellMar>
-            <w:top w:w="0" w:type="dxa"/>
-            <w:bottom w:w="0" w:type="dxa"/>
-          </w:tblCellMar>
-        </w:tblPrEx>
         <w:tc>
           <w:tcPr>
             <w:tcW w:w="3008" w:type="dxa"/>
@@ -582,12 +574,6 @@
         </w:tc>
       </w:tr>
       <w:tr>
-        <w:tblPrEx>
-          <w:tblCellMar>
-            <w:top w:w="0" w:type="dxa"/>
-            <w:bottom w:w="0" w:type="dxa"/>
-          </w:tblCellMar>
-        </w:tblPrEx>
         <w:tc>
           <w:tcPr>
             <w:tcW w:w="3008" w:type="dxa"/>
@@ -620,12 +606,6 @@
         </w:tc>
       </w:tr>
       <w:tr>
-        <w:tblPrEx>
-          <w:tblCellMar>
-            <w:top w:w="0" w:type="dxa"/>
-            <w:bottom w:w="0" w:type="dxa"/>
-          </w:tblCellMar>
-        </w:tblPrEx>
         <w:tc>
           <w:tcPr>
             <w:tcW w:w="3008" w:type="dxa"/>
@@ -658,12 +638,6 @@
         </w:tc>
       </w:tr>
       <w:tr>
-        <w:tblPrEx>
-          <w:tblCellMar>
-            <w:top w:w="0" w:type="dxa"/>
-            <w:bottom w:w="0" w:type="dxa"/>
-          </w:tblCellMar>
-        </w:tblPrEx>
         <w:tc>
           <w:tcPr>
             <w:tcW w:w="3008" w:type="dxa"/>

--- a/docs/Actividad_2_Estudio_de_Caso.docx
+++ b/docs/Actividad_2_Estudio_de_Caso.docx
@@ -13,7 +13,7 @@
     <w:p/>
     <w:p>
       <w:r>
-        <w:t>**Autores:** Manuel Fernando Santofimio Tovar y Beycy Yuliet Rojas Acero</w:t>
+        <w:t>Autores: Manuel Fernando Santofimio Tovar y Beycy Yuliet Rojas Acero</w:t>
       </w:r>
     </w:p>
     <w:p/>
